--- a/Etapa Inicio/Resumen de Entrevista - Kairos - NexTech.docx
+++ b/Etapa Inicio/Resumen de Entrevista - Kairos - NexTech.docx
@@ -815,12 +815,12 @@
             <wp:extent cx="1200150" cy="1200150"/>
             <wp:effectExtent b="0" l="0" r="0" t="0"/>
             <wp:wrapSquare wrapText="bothSides" distB="0" distT="0" distL="114300" distR="114300"/>
-            <wp:docPr descr="psi-negro.png" id="16" name="image2.png"/>
+            <wp:docPr descr="psi-negro.png" id="16" name="image1.png"/>
             <a:graphic>
               <a:graphicData uri="http://schemas.openxmlformats.org/drawingml/2006/picture">
                 <pic:pic>
                   <pic:nvPicPr>
-                    <pic:cNvPr descr="psi-negro.png" id="0" name="image2.png"/>
+                    <pic:cNvPr descr="psi-negro.png" id="0" name="image1.png"/>
                     <pic:cNvPicPr preferRelativeResize="0"/>
                   </pic:nvPicPr>
                   <pic:blipFill>
@@ -870,12 +870,12 @@
             <wp:extent cx="1304925" cy="2019300"/>
             <wp:effectExtent b="0" l="0" r="0" t="0"/>
             <wp:wrapSquare wrapText="bothSides" distB="0" distT="0" distL="114300" distR="114300"/>
-            <wp:docPr descr="UNPA.JPG" id="14" name="image1.jpg"/>
+            <wp:docPr descr="UNPA.JPG" id="14" name="image2.jpg"/>
             <a:graphic>
               <a:graphicData uri="http://schemas.openxmlformats.org/drawingml/2006/picture">
                 <pic:pic>
                   <pic:nvPicPr>
-                    <pic:cNvPr descr="UNPA.JPG" id="0" name="image1.jpg"/>
+                    <pic:cNvPr descr="UNPA.JPG" id="0" name="image2.jpg"/>
                     <pic:cNvPicPr preferRelativeResize="0"/>
                   </pic:nvPicPr>
                   <pic:blipFill>
@@ -1346,7 +1346,7 @@
     </w:p>
     <w:sdt>
       <w:sdtPr>
-        <w:id w:val="30048755"/>
+        <w:id w:val="-1127076149"/>
         <w:docPartObj>
           <w:docPartGallery w:val="Table of Contents"/>
           <w:docPartUnique w:val="1"/>
@@ -8695,12 +8695,12 @@
           <wp:extent cx="425450" cy="666750"/>
           <wp:effectExtent b="0" l="0" r="0" t="0"/>
           <wp:wrapSquare wrapText="bothSides" distB="0" distT="0" distL="114300" distR="114300"/>
-          <wp:docPr descr="UNPA.JPG" id="12" name="image1.jpg"/>
+          <wp:docPr descr="UNPA.JPG" id="12" name="image2.jpg"/>
           <a:graphic>
             <a:graphicData uri="http://schemas.openxmlformats.org/drawingml/2006/picture">
               <pic:pic>
                 <pic:nvPicPr>
-                  <pic:cNvPr descr="UNPA.JPG" id="0" name="image1.jpg"/>
+                  <pic:cNvPr descr="UNPA.JPG" id="0" name="image2.jpg"/>
                   <pic:cNvPicPr preferRelativeResize="0"/>
                 </pic:nvPicPr>
                 <pic:blipFill>

--- a/Etapa Inicio/Resumen de Entrevista - Kairos - NexTech.docx
+++ b/Etapa Inicio/Resumen de Entrevista - Kairos - NexTech.docx
@@ -815,12 +815,12 @@
             <wp:extent cx="1200150" cy="1200150"/>
             <wp:effectExtent b="0" l="0" r="0" t="0"/>
             <wp:wrapSquare wrapText="bothSides" distB="0" distT="0" distL="114300" distR="114300"/>
-            <wp:docPr descr="psi-negro.png" id="16" name="image1.png"/>
+            <wp:docPr descr="psi-negro.png" id="16" name="image4.png"/>
             <a:graphic>
               <a:graphicData uri="http://schemas.openxmlformats.org/drawingml/2006/picture">
                 <pic:pic>
                   <pic:nvPicPr>
-                    <pic:cNvPr descr="psi-negro.png" id="0" name="image1.png"/>
+                    <pic:cNvPr descr="psi-negro.png" id="0" name="image4.png"/>
                     <pic:cNvPicPr preferRelativeResize="0"/>
                   </pic:nvPicPr>
                   <pic:blipFill>
@@ -870,12 +870,12 @@
             <wp:extent cx="1304925" cy="2019300"/>
             <wp:effectExtent b="0" l="0" r="0" t="0"/>
             <wp:wrapSquare wrapText="bothSides" distB="0" distT="0" distL="114300" distR="114300"/>
-            <wp:docPr descr="UNPA.JPG" id="14" name="image2.jpg"/>
+            <wp:docPr descr="UNPA.JPG" id="14" name="image1.jpg"/>
             <a:graphic>
               <a:graphicData uri="http://schemas.openxmlformats.org/drawingml/2006/picture">
                 <pic:pic>
                   <pic:nvPicPr>
-                    <pic:cNvPr descr="UNPA.JPG" id="0" name="image2.jpg"/>
+                    <pic:cNvPr descr="UNPA.JPG" id="0" name="image1.jpg"/>
                     <pic:cNvPicPr preferRelativeResize="0"/>
                   </pic:nvPicPr>
                   <pic:blipFill>
@@ -1243,12 +1243,12 @@
             <wp:extent cx="1200150" cy="1200150"/>
             <wp:effectExtent b="0" l="0" r="0" t="0"/>
             <wp:wrapSquare wrapText="bothSides" distB="0" distT="0" distL="114300" distR="114300"/>
-            <wp:docPr id="15" name="image3.png"/>
+            <wp:docPr id="15" name="image2.png"/>
             <a:graphic>
               <a:graphicData uri="http://schemas.openxmlformats.org/drawingml/2006/picture">
                 <pic:pic>
                   <pic:nvPicPr>
-                    <pic:cNvPr id="0" name="image3.png"/>
+                    <pic:cNvPr id="0" name="image2.png"/>
                     <pic:cNvPicPr preferRelativeResize="0"/>
                   </pic:nvPicPr>
                   <pic:blipFill>
@@ -1346,7 +1346,7 @@
     </w:p>
     <w:sdt>
       <w:sdtPr>
-        <w:id w:val="-1127076149"/>
+        <w:id w:val="-1853567152"/>
         <w:docPartObj>
           <w:docPartGallery w:val="Table of Contents"/>
           <w:docPartUnique w:val="1"/>
@@ -8640,12 +8640,12 @@
           <wp:extent cx="669290" cy="669290"/>
           <wp:effectExtent b="0" l="0" r="0" t="0"/>
           <wp:wrapSquare wrapText="bothSides" distB="0" distT="0" distL="114300" distR="114300"/>
-          <wp:docPr descr="psi-negro.png" id="13" name="image4.png"/>
+          <wp:docPr descr="psi-negro.png" id="13" name="image3.png"/>
           <a:graphic>
             <a:graphicData uri="http://schemas.openxmlformats.org/drawingml/2006/picture">
               <pic:pic>
                 <pic:nvPicPr>
-                  <pic:cNvPr descr="psi-negro.png" id="0" name="image4.png"/>
+                  <pic:cNvPr descr="psi-negro.png" id="0" name="image3.png"/>
                   <pic:cNvPicPr preferRelativeResize="0"/>
                 </pic:nvPicPr>
                 <pic:blipFill>
@@ -8695,12 +8695,12 @@
           <wp:extent cx="425450" cy="666750"/>
           <wp:effectExtent b="0" l="0" r="0" t="0"/>
           <wp:wrapSquare wrapText="bothSides" distB="0" distT="0" distL="114300" distR="114300"/>
-          <wp:docPr descr="UNPA.JPG" id="12" name="image2.jpg"/>
+          <wp:docPr descr="UNPA.JPG" id="12" name="image1.jpg"/>
           <a:graphic>
             <a:graphicData uri="http://schemas.openxmlformats.org/drawingml/2006/picture">
               <pic:pic>
                 <pic:nvPicPr>
-                  <pic:cNvPr descr="UNPA.JPG" id="0" name="image2.jpg"/>
+                  <pic:cNvPr descr="UNPA.JPG" id="0" name="image1.jpg"/>
                   <pic:cNvPicPr preferRelativeResize="0"/>
                 </pic:nvPicPr>
                 <pic:blipFill>

--- a/Etapa Inicio/Resumen de Entrevista - Kairos - NexTech.docx
+++ b/Etapa Inicio/Resumen de Entrevista - Kairos - NexTech.docx
@@ -1243,12 +1243,12 @@
             <wp:extent cx="1200150" cy="1200150"/>
             <wp:effectExtent b="0" l="0" r="0" t="0"/>
             <wp:wrapSquare wrapText="bothSides" distB="0" distT="0" distL="114300" distR="114300"/>
-            <wp:docPr id="15" name="image2.png"/>
+            <wp:docPr id="15" name="image3.png"/>
             <a:graphic>
               <a:graphicData uri="http://schemas.openxmlformats.org/drawingml/2006/picture">
                 <pic:pic>
                   <pic:nvPicPr>
-                    <pic:cNvPr id="0" name="image2.png"/>
+                    <pic:cNvPr id="0" name="image3.png"/>
                     <pic:cNvPicPr preferRelativeResize="0"/>
                   </pic:nvPicPr>
                   <pic:blipFill>
@@ -1346,7 +1346,7 @@
     </w:p>
     <w:sdt>
       <w:sdtPr>
-        <w:id w:val="-1853567152"/>
+        <w:id w:val="474449538"/>
         <w:docPartObj>
           <w:docPartGallery w:val="Table of Contents"/>
           <w:docPartUnique w:val="1"/>
@@ -8640,12 +8640,12 @@
           <wp:extent cx="669290" cy="669290"/>
           <wp:effectExtent b="0" l="0" r="0" t="0"/>
           <wp:wrapSquare wrapText="bothSides" distB="0" distT="0" distL="114300" distR="114300"/>
-          <wp:docPr descr="psi-negro.png" id="13" name="image3.png"/>
+          <wp:docPr descr="psi-negro.png" id="13" name="image2.png"/>
           <a:graphic>
             <a:graphicData uri="http://schemas.openxmlformats.org/drawingml/2006/picture">
               <pic:pic>
                 <pic:nvPicPr>
-                  <pic:cNvPr descr="psi-negro.png" id="0" name="image3.png"/>
+                  <pic:cNvPr descr="psi-negro.png" id="0" name="image2.png"/>
                   <pic:cNvPicPr preferRelativeResize="0"/>
                 </pic:nvPicPr>
                 <pic:blipFill>

--- a/Etapa Inicio/Resumen de Entrevista - Kairos - NexTech.docx
+++ b/Etapa Inicio/Resumen de Entrevista - Kairos - NexTech.docx
@@ -815,12 +815,12 @@
             <wp:extent cx="1200150" cy="1200150"/>
             <wp:effectExtent b="0" l="0" r="0" t="0"/>
             <wp:wrapSquare wrapText="bothSides" distB="0" distT="0" distL="114300" distR="114300"/>
-            <wp:docPr descr="psi-negro.png" id="16" name="image4.png"/>
+            <wp:docPr descr="psi-negro.png" id="16" name="image3.png"/>
             <a:graphic>
               <a:graphicData uri="http://schemas.openxmlformats.org/drawingml/2006/picture">
                 <pic:pic>
                   <pic:nvPicPr>
-                    <pic:cNvPr descr="psi-negro.png" id="0" name="image4.png"/>
+                    <pic:cNvPr descr="psi-negro.png" id="0" name="image3.png"/>
                     <pic:cNvPicPr preferRelativeResize="0"/>
                   </pic:nvPicPr>
                   <pic:blipFill>
@@ -870,12 +870,12 @@
             <wp:extent cx="1304925" cy="2019300"/>
             <wp:effectExtent b="0" l="0" r="0" t="0"/>
             <wp:wrapSquare wrapText="bothSides" distB="0" distT="0" distL="114300" distR="114300"/>
-            <wp:docPr descr="UNPA.JPG" id="14" name="image1.jpg"/>
+            <wp:docPr descr="UNPA.JPG" id="14" name="image4.jpg"/>
             <a:graphic>
               <a:graphicData uri="http://schemas.openxmlformats.org/drawingml/2006/picture">
                 <pic:pic>
                   <pic:nvPicPr>
-                    <pic:cNvPr descr="UNPA.JPG" id="0" name="image1.jpg"/>
+                    <pic:cNvPr descr="UNPA.JPG" id="0" name="image4.jpg"/>
                     <pic:cNvPicPr preferRelativeResize="0"/>
                   </pic:nvPicPr>
                   <pic:blipFill>
@@ -1243,12 +1243,12 @@
             <wp:extent cx="1200150" cy="1200150"/>
             <wp:effectExtent b="0" l="0" r="0" t="0"/>
             <wp:wrapSquare wrapText="bothSides" distB="0" distT="0" distL="114300" distR="114300"/>
-            <wp:docPr id="15" name="image3.png"/>
+            <wp:docPr id="15" name="image2.png"/>
             <a:graphic>
               <a:graphicData uri="http://schemas.openxmlformats.org/drawingml/2006/picture">
                 <pic:pic>
                   <pic:nvPicPr>
-                    <pic:cNvPr id="0" name="image3.png"/>
+                    <pic:cNvPr id="0" name="image2.png"/>
                     <pic:cNvPicPr preferRelativeResize="0"/>
                   </pic:nvPicPr>
                   <pic:blipFill>
@@ -1346,7 +1346,7 @@
     </w:p>
     <w:sdt>
       <w:sdtPr>
-        <w:id w:val="474449538"/>
+        <w:id w:val="-1426654860"/>
         <w:docPartObj>
           <w:docPartGallery w:val="Table of Contents"/>
           <w:docPartUnique w:val="1"/>
@@ -8640,12 +8640,12 @@
           <wp:extent cx="669290" cy="669290"/>
           <wp:effectExtent b="0" l="0" r="0" t="0"/>
           <wp:wrapSquare wrapText="bothSides" distB="0" distT="0" distL="114300" distR="114300"/>
-          <wp:docPr descr="psi-negro.png" id="13" name="image2.png"/>
+          <wp:docPr descr="psi-negro.png" id="13" name="image1.png"/>
           <a:graphic>
             <a:graphicData uri="http://schemas.openxmlformats.org/drawingml/2006/picture">
               <pic:pic>
                 <pic:nvPicPr>
-                  <pic:cNvPr descr="psi-negro.png" id="0" name="image2.png"/>
+                  <pic:cNvPr descr="psi-negro.png" id="0" name="image1.png"/>
                   <pic:cNvPicPr preferRelativeResize="0"/>
                 </pic:nvPicPr>
                 <pic:blipFill>
@@ -8695,12 +8695,12 @@
           <wp:extent cx="425450" cy="666750"/>
           <wp:effectExtent b="0" l="0" r="0" t="0"/>
           <wp:wrapSquare wrapText="bothSides" distB="0" distT="0" distL="114300" distR="114300"/>
-          <wp:docPr descr="UNPA.JPG" id="12" name="image1.jpg"/>
+          <wp:docPr descr="UNPA.JPG" id="12" name="image4.jpg"/>
           <a:graphic>
             <a:graphicData uri="http://schemas.openxmlformats.org/drawingml/2006/picture">
               <pic:pic>
                 <pic:nvPicPr>
-                  <pic:cNvPr descr="UNPA.JPG" id="0" name="image1.jpg"/>
+                  <pic:cNvPr descr="UNPA.JPG" id="0" name="image4.jpg"/>
                   <pic:cNvPicPr preferRelativeResize="0"/>
                 </pic:nvPicPr>
                 <pic:blipFill>

--- a/Etapa Inicio/Resumen de Entrevista - Kairos - NexTech.docx
+++ b/Etapa Inicio/Resumen de Entrevista - Kairos - NexTech.docx
@@ -815,12 +815,12 @@
             <wp:extent cx="1200150" cy="1200150"/>
             <wp:effectExtent b="0" l="0" r="0" t="0"/>
             <wp:wrapSquare wrapText="bothSides" distB="0" distT="0" distL="114300" distR="114300"/>
-            <wp:docPr descr="psi-negro.png" id="16" name="image3.png"/>
+            <wp:docPr descr="psi-negro.png" id="16" name="image2.png"/>
             <a:graphic>
               <a:graphicData uri="http://schemas.openxmlformats.org/drawingml/2006/picture">
                 <pic:pic>
                   <pic:nvPicPr>
-                    <pic:cNvPr descr="psi-negro.png" id="0" name="image3.png"/>
+                    <pic:cNvPr descr="psi-negro.png" id="0" name="image2.png"/>
                     <pic:cNvPicPr preferRelativeResize="0"/>
                   </pic:nvPicPr>
                   <pic:blipFill>
@@ -870,12 +870,12 @@
             <wp:extent cx="1304925" cy="2019300"/>
             <wp:effectExtent b="0" l="0" r="0" t="0"/>
             <wp:wrapSquare wrapText="bothSides" distB="0" distT="0" distL="114300" distR="114300"/>
-            <wp:docPr descr="UNPA.JPG" id="14" name="image4.jpg"/>
+            <wp:docPr descr="UNPA.JPG" id="14" name="image1.jpg"/>
             <a:graphic>
               <a:graphicData uri="http://schemas.openxmlformats.org/drawingml/2006/picture">
                 <pic:pic>
                   <pic:nvPicPr>
-                    <pic:cNvPr descr="UNPA.JPG" id="0" name="image4.jpg"/>
+                    <pic:cNvPr descr="UNPA.JPG" id="0" name="image1.jpg"/>
                     <pic:cNvPicPr preferRelativeResize="0"/>
                   </pic:nvPicPr>
                   <pic:blipFill>
@@ -1243,12 +1243,12 @@
             <wp:extent cx="1200150" cy="1200150"/>
             <wp:effectExtent b="0" l="0" r="0" t="0"/>
             <wp:wrapSquare wrapText="bothSides" distB="0" distT="0" distL="114300" distR="114300"/>
-            <wp:docPr id="15" name="image2.png"/>
+            <wp:docPr id="15" name="image4.png"/>
             <a:graphic>
               <a:graphicData uri="http://schemas.openxmlformats.org/drawingml/2006/picture">
                 <pic:pic>
                   <pic:nvPicPr>
-                    <pic:cNvPr id="0" name="image2.png"/>
+                    <pic:cNvPr id="0" name="image4.png"/>
                     <pic:cNvPicPr preferRelativeResize="0"/>
                   </pic:nvPicPr>
                   <pic:blipFill>
@@ -1346,7 +1346,7 @@
     </w:p>
     <w:sdt>
       <w:sdtPr>
-        <w:id w:val="-1426654860"/>
+        <w:id w:val="-1858324657"/>
         <w:docPartObj>
           <w:docPartGallery w:val="Table of Contents"/>
           <w:docPartUnique w:val="1"/>
@@ -8640,12 +8640,12 @@
           <wp:extent cx="669290" cy="669290"/>
           <wp:effectExtent b="0" l="0" r="0" t="0"/>
           <wp:wrapSquare wrapText="bothSides" distB="0" distT="0" distL="114300" distR="114300"/>
-          <wp:docPr descr="psi-negro.png" id="13" name="image1.png"/>
+          <wp:docPr descr="psi-negro.png" id="13" name="image3.png"/>
           <a:graphic>
             <a:graphicData uri="http://schemas.openxmlformats.org/drawingml/2006/picture">
               <pic:pic>
                 <pic:nvPicPr>
-                  <pic:cNvPr descr="psi-negro.png" id="0" name="image1.png"/>
+                  <pic:cNvPr descr="psi-negro.png" id="0" name="image3.png"/>
                   <pic:cNvPicPr preferRelativeResize="0"/>
                 </pic:nvPicPr>
                 <pic:blipFill>
@@ -8695,12 +8695,12 @@
           <wp:extent cx="425450" cy="666750"/>
           <wp:effectExtent b="0" l="0" r="0" t="0"/>
           <wp:wrapSquare wrapText="bothSides" distB="0" distT="0" distL="114300" distR="114300"/>
-          <wp:docPr descr="UNPA.JPG" id="12" name="image4.jpg"/>
+          <wp:docPr descr="UNPA.JPG" id="12" name="image1.jpg"/>
           <a:graphic>
             <a:graphicData uri="http://schemas.openxmlformats.org/drawingml/2006/picture">
               <pic:pic>
                 <pic:nvPicPr>
-                  <pic:cNvPr descr="UNPA.JPG" id="0" name="image4.jpg"/>
+                  <pic:cNvPr descr="UNPA.JPG" id="0" name="image1.jpg"/>
                   <pic:cNvPicPr preferRelativeResize="0"/>
                 </pic:nvPicPr>
                 <pic:blipFill>

--- a/Etapa Inicio/Resumen de Entrevista - Kairos - NexTech.docx
+++ b/Etapa Inicio/Resumen de Entrevista - Kairos - NexTech.docx
@@ -815,12 +815,12 @@
             <wp:extent cx="1200150" cy="1200150"/>
             <wp:effectExtent b="0" l="0" r="0" t="0"/>
             <wp:wrapSquare wrapText="bothSides" distB="0" distT="0" distL="114300" distR="114300"/>
-            <wp:docPr descr="psi-negro.png" id="16" name="image2.png"/>
+            <wp:docPr descr="psi-negro.png" id="16" name="image4.png"/>
             <a:graphic>
               <a:graphicData uri="http://schemas.openxmlformats.org/drawingml/2006/picture">
                 <pic:pic>
                   <pic:nvPicPr>
-                    <pic:cNvPr descr="psi-negro.png" id="0" name="image2.png"/>
+                    <pic:cNvPr descr="psi-negro.png" id="0" name="image4.png"/>
                     <pic:cNvPicPr preferRelativeResize="0"/>
                   </pic:nvPicPr>
                   <pic:blipFill>
@@ -1243,12 +1243,12 @@
             <wp:extent cx="1200150" cy="1200150"/>
             <wp:effectExtent b="0" l="0" r="0" t="0"/>
             <wp:wrapSquare wrapText="bothSides" distB="0" distT="0" distL="114300" distR="114300"/>
-            <wp:docPr id="15" name="image4.png"/>
+            <wp:docPr id="15" name="image3.png"/>
             <a:graphic>
               <a:graphicData uri="http://schemas.openxmlformats.org/drawingml/2006/picture">
                 <pic:pic>
                   <pic:nvPicPr>
-                    <pic:cNvPr id="0" name="image4.png"/>
+                    <pic:cNvPr id="0" name="image3.png"/>
                     <pic:cNvPicPr preferRelativeResize="0"/>
                   </pic:nvPicPr>
                   <pic:blipFill>
@@ -1346,7 +1346,7 @@
     </w:p>
     <w:sdt>
       <w:sdtPr>
-        <w:id w:val="-1858324657"/>
+        <w:id w:val="1397026079"/>
         <w:docPartObj>
           <w:docPartGallery w:val="Table of Contents"/>
           <w:docPartUnique w:val="1"/>
@@ -8640,12 +8640,12 @@
           <wp:extent cx="669290" cy="669290"/>
           <wp:effectExtent b="0" l="0" r="0" t="0"/>
           <wp:wrapSquare wrapText="bothSides" distB="0" distT="0" distL="114300" distR="114300"/>
-          <wp:docPr descr="psi-negro.png" id="13" name="image3.png"/>
+          <wp:docPr descr="psi-negro.png" id="13" name="image2.png"/>
           <a:graphic>
             <a:graphicData uri="http://schemas.openxmlformats.org/drawingml/2006/picture">
               <pic:pic>
                 <pic:nvPicPr>
-                  <pic:cNvPr descr="psi-negro.png" id="0" name="image3.png"/>
+                  <pic:cNvPr descr="psi-negro.png" id="0" name="image2.png"/>
                   <pic:cNvPicPr preferRelativeResize="0"/>
                 </pic:nvPicPr>
                 <pic:blipFill>

--- a/Etapa Inicio/Resumen de Entrevista - Kairos - NexTech.docx
+++ b/Etapa Inicio/Resumen de Entrevista - Kairos - NexTech.docx
@@ -1346,7 +1346,7 @@
     </w:p>
     <w:sdt>
       <w:sdtPr>
-        <w:id w:val="1397026079"/>
+        <w:id w:val="-1503999925"/>
         <w:docPartObj>
           <w:docPartGallery w:val="Table of Contents"/>
           <w:docPartUnique w:val="1"/>

--- a/Etapa Inicio/Resumen de Entrevista - Kairos - NexTech.docx
+++ b/Etapa Inicio/Resumen de Entrevista - Kairos - NexTech.docx
@@ -815,12 +815,12 @@
             <wp:extent cx="1200150" cy="1200150"/>
             <wp:effectExtent b="0" l="0" r="0" t="0"/>
             <wp:wrapSquare wrapText="bothSides" distB="0" distT="0" distL="114300" distR="114300"/>
-            <wp:docPr descr="psi-negro.png" id="16" name="image4.png"/>
+            <wp:docPr descr="psi-negro.png" id="16" name="image3.png"/>
             <a:graphic>
               <a:graphicData uri="http://schemas.openxmlformats.org/drawingml/2006/picture">
                 <pic:pic>
                   <pic:nvPicPr>
-                    <pic:cNvPr descr="psi-negro.png" id="0" name="image4.png"/>
+                    <pic:cNvPr descr="psi-negro.png" id="0" name="image3.png"/>
                     <pic:cNvPicPr preferRelativeResize="0"/>
                   </pic:nvPicPr>
                   <pic:blipFill>
@@ -870,12 +870,12 @@
             <wp:extent cx="1304925" cy="2019300"/>
             <wp:effectExtent b="0" l="0" r="0" t="0"/>
             <wp:wrapSquare wrapText="bothSides" distB="0" distT="0" distL="114300" distR="114300"/>
-            <wp:docPr descr="UNPA.JPG" id="14" name="image1.jpg"/>
+            <wp:docPr descr="UNPA.JPG" id="14" name="image4.jpg"/>
             <a:graphic>
               <a:graphicData uri="http://schemas.openxmlformats.org/drawingml/2006/picture">
                 <pic:pic>
                   <pic:nvPicPr>
-                    <pic:cNvPr descr="UNPA.JPG" id="0" name="image1.jpg"/>
+                    <pic:cNvPr descr="UNPA.JPG" id="0" name="image4.jpg"/>
                     <pic:cNvPicPr preferRelativeResize="0"/>
                   </pic:nvPicPr>
                   <pic:blipFill>
@@ -1243,12 +1243,12 @@
             <wp:extent cx="1200150" cy="1200150"/>
             <wp:effectExtent b="0" l="0" r="0" t="0"/>
             <wp:wrapSquare wrapText="bothSides" distB="0" distT="0" distL="114300" distR="114300"/>
-            <wp:docPr id="15" name="image3.png"/>
+            <wp:docPr id="15" name="image1.png"/>
             <a:graphic>
               <a:graphicData uri="http://schemas.openxmlformats.org/drawingml/2006/picture">
                 <pic:pic>
                   <pic:nvPicPr>
-                    <pic:cNvPr id="0" name="image3.png"/>
+                    <pic:cNvPr id="0" name="image1.png"/>
                     <pic:cNvPicPr preferRelativeResize="0"/>
                   </pic:nvPicPr>
                   <pic:blipFill>
@@ -1346,7 +1346,7 @@
     </w:p>
     <w:sdt>
       <w:sdtPr>
-        <w:id w:val="-1503999925"/>
+        <w:id w:val="1980304303"/>
         <w:docPartObj>
           <w:docPartGallery w:val="Table of Contents"/>
           <w:docPartUnique w:val="1"/>
@@ -8695,12 +8695,12 @@
           <wp:extent cx="425450" cy="666750"/>
           <wp:effectExtent b="0" l="0" r="0" t="0"/>
           <wp:wrapSquare wrapText="bothSides" distB="0" distT="0" distL="114300" distR="114300"/>
-          <wp:docPr descr="UNPA.JPG" id="12" name="image1.jpg"/>
+          <wp:docPr descr="UNPA.JPG" id="12" name="image4.jpg"/>
           <a:graphic>
             <a:graphicData uri="http://schemas.openxmlformats.org/drawingml/2006/picture">
               <pic:pic>
                 <pic:nvPicPr>
-                  <pic:cNvPr descr="UNPA.JPG" id="0" name="image1.jpg"/>
+                  <pic:cNvPr descr="UNPA.JPG" id="0" name="image4.jpg"/>
                   <pic:cNvPicPr preferRelativeResize="0"/>
                 </pic:nvPicPr>
                 <pic:blipFill>

--- a/Etapa Inicio/Resumen de Entrevista - Kairos - NexTech.docx
+++ b/Etapa Inicio/Resumen de Entrevista - Kairos - NexTech.docx
@@ -815,12 +815,12 @@
             <wp:extent cx="1200150" cy="1200150"/>
             <wp:effectExtent b="0" l="0" r="0" t="0"/>
             <wp:wrapSquare wrapText="bothSides" distB="0" distT="0" distL="114300" distR="114300"/>
-            <wp:docPr descr="psi-negro.png" id="16" name="image3.png"/>
+            <wp:docPr descr="psi-negro.png" id="16" name="image1.png"/>
             <a:graphic>
               <a:graphicData uri="http://schemas.openxmlformats.org/drawingml/2006/picture">
                 <pic:pic>
                   <pic:nvPicPr>
-                    <pic:cNvPr descr="psi-negro.png" id="0" name="image3.png"/>
+                    <pic:cNvPr descr="psi-negro.png" id="0" name="image1.png"/>
                     <pic:cNvPicPr preferRelativeResize="0"/>
                   </pic:nvPicPr>
                   <pic:blipFill>
@@ -1243,12 +1243,12 @@
             <wp:extent cx="1200150" cy="1200150"/>
             <wp:effectExtent b="0" l="0" r="0" t="0"/>
             <wp:wrapSquare wrapText="bothSides" distB="0" distT="0" distL="114300" distR="114300"/>
-            <wp:docPr id="15" name="image1.png"/>
+            <wp:docPr id="15" name="image3.png"/>
             <a:graphic>
               <a:graphicData uri="http://schemas.openxmlformats.org/drawingml/2006/picture">
                 <pic:pic>
                   <pic:nvPicPr>
-                    <pic:cNvPr id="0" name="image1.png"/>
+                    <pic:cNvPr id="0" name="image3.png"/>
                     <pic:cNvPicPr preferRelativeResize="0"/>
                   </pic:nvPicPr>
                   <pic:blipFill>
@@ -1346,7 +1346,7 @@
     </w:p>
     <w:sdt>
       <w:sdtPr>
-        <w:id w:val="1980304303"/>
+        <w:id w:val="408990616"/>
         <w:docPartObj>
           <w:docPartGallery w:val="Table of Contents"/>
           <w:docPartUnique w:val="1"/>

--- a/Etapa Inicio/Resumen de Entrevista - Kairos - NexTech.docx
+++ b/Etapa Inicio/Resumen de Entrevista - Kairos - NexTech.docx
@@ -815,12 +815,12 @@
             <wp:extent cx="1200150" cy="1200150"/>
             <wp:effectExtent b="0" l="0" r="0" t="0"/>
             <wp:wrapSquare wrapText="bothSides" distB="0" distT="0" distL="114300" distR="114300"/>
-            <wp:docPr descr="psi-negro.png" id="16" name="image1.png"/>
+            <wp:docPr descr="psi-negro.png" id="16" name="image4.png"/>
             <a:graphic>
               <a:graphicData uri="http://schemas.openxmlformats.org/drawingml/2006/picture">
                 <pic:pic>
                   <pic:nvPicPr>
-                    <pic:cNvPr descr="psi-negro.png" id="0" name="image1.png"/>
+                    <pic:cNvPr descr="psi-negro.png" id="0" name="image4.png"/>
                     <pic:cNvPicPr preferRelativeResize="0"/>
                   </pic:nvPicPr>
                   <pic:blipFill>
@@ -870,12 +870,12 @@
             <wp:extent cx="1304925" cy="2019300"/>
             <wp:effectExtent b="0" l="0" r="0" t="0"/>
             <wp:wrapSquare wrapText="bothSides" distB="0" distT="0" distL="114300" distR="114300"/>
-            <wp:docPr descr="UNPA.JPG" id="14" name="image4.jpg"/>
+            <wp:docPr descr="UNPA.JPG" id="14" name="image1.jpg"/>
             <a:graphic>
               <a:graphicData uri="http://schemas.openxmlformats.org/drawingml/2006/picture">
                 <pic:pic>
                   <pic:nvPicPr>
-                    <pic:cNvPr descr="UNPA.JPG" id="0" name="image4.jpg"/>
+                    <pic:cNvPr descr="UNPA.JPG" id="0" name="image1.jpg"/>
                     <pic:cNvPicPr preferRelativeResize="0"/>
                   </pic:nvPicPr>
                   <pic:blipFill>
@@ -1346,7 +1346,7 @@
     </w:p>
     <w:sdt>
       <w:sdtPr>
-        <w:id w:val="408990616"/>
+        <w:id w:val="1918912122"/>
         <w:docPartObj>
           <w:docPartGallery w:val="Table of Contents"/>
           <w:docPartUnique w:val="1"/>
@@ -8695,12 +8695,12 @@
           <wp:extent cx="425450" cy="666750"/>
           <wp:effectExtent b="0" l="0" r="0" t="0"/>
           <wp:wrapSquare wrapText="bothSides" distB="0" distT="0" distL="114300" distR="114300"/>
-          <wp:docPr descr="UNPA.JPG" id="12" name="image4.jpg"/>
+          <wp:docPr descr="UNPA.JPG" id="12" name="image1.jpg"/>
           <a:graphic>
             <a:graphicData uri="http://schemas.openxmlformats.org/drawingml/2006/picture">
               <pic:pic>
                 <pic:nvPicPr>
-                  <pic:cNvPr descr="UNPA.JPG" id="0" name="image4.jpg"/>
+                  <pic:cNvPr descr="UNPA.JPG" id="0" name="image1.jpg"/>
                   <pic:cNvPicPr preferRelativeResize="0"/>
                 </pic:nvPicPr>
                 <pic:blipFill>

--- a/Etapa Inicio/Resumen de Entrevista - Kairos - NexTech.docx
+++ b/Etapa Inicio/Resumen de Entrevista - Kairos - NexTech.docx
@@ -22,7 +22,9 @@
         <w:rPr>
           <w:rFonts w:ascii="Cambria" w:cs="Cambria" w:eastAsia="Cambria" w:hAnsi="Cambria"/>
           <w:b w:val="0"/>
+          <w:bCs w:val="0"/>
           <w:i w:val="0"/>
+          <w:iCs w:val="0"/>
           <w:smallCaps w:val="0"/>
           <w:strike w:val="0"/>
           <w:color w:val="000000"/>
@@ -59,7 +61,9 @@
         <w:rPr>
           <w:rFonts w:ascii="Cambria" w:cs="Cambria" w:eastAsia="Cambria" w:hAnsi="Cambria"/>
           <w:b w:val="0"/>
+          <w:bCs w:val="0"/>
           <w:i w:val="0"/>
+          <w:iCs w:val="0"/>
           <w:smallCaps w:val="0"/>
           <w:strike w:val="0"/>
           <w:color w:val="000000"/>
@@ -96,7 +100,9 @@
         <w:rPr>
           <w:rFonts w:ascii="Cambria" w:cs="Cambria" w:eastAsia="Cambria" w:hAnsi="Cambria"/>
           <w:b w:val="0"/>
+          <w:bCs w:val="0"/>
           <w:i w:val="0"/>
+          <w:iCs w:val="0"/>
           <w:smallCaps w:val="0"/>
           <w:strike w:val="0"/>
           <w:color w:val="000000"/>
@@ -111,7 +117,9 @@
         <w:rPr>
           <w:rFonts w:ascii="Calibri" w:cs="Calibri" w:eastAsia="Calibri" w:hAnsi="Calibri"/>
           <w:b w:val="0"/>
+          <w:bCs w:val="0"/>
           <w:i w:val="0"/>
+          <w:iCs w:val="0"/>
           <w:smallCaps w:val="0"/>
           <w:strike w:val="0"/>
           <w:color w:val="000000"/>
@@ -231,7 +239,9 @@
         <w:rPr>
           <w:rFonts w:ascii="Calibri" w:cs="Calibri" w:eastAsia="Calibri" w:hAnsi="Calibri"/>
           <w:b w:val="0"/>
+          <w:bCs w:val="0"/>
           <w:i w:val="0"/>
+          <w:iCs w:val="0"/>
           <w:smallCaps w:val="0"/>
           <w:strike w:val="0"/>
           <w:color w:val="000000"/>
@@ -351,7 +361,9 @@
         <w:rPr>
           <w:rFonts w:ascii="Calibri" w:cs="Calibri" w:eastAsia="Calibri" w:hAnsi="Calibri"/>
           <w:b w:val="0"/>
+          <w:bCs w:val="0"/>
           <w:i w:val="0"/>
+          <w:iCs w:val="0"/>
           <w:smallCaps w:val="0"/>
           <w:strike w:val="0"/>
           <w:color w:val="000000"/>
@@ -471,7 +483,9 @@
         <w:rPr>
           <w:rFonts w:ascii="Calibri" w:cs="Calibri" w:eastAsia="Calibri" w:hAnsi="Calibri"/>
           <w:b w:val="0"/>
+          <w:bCs w:val="0"/>
           <w:i w:val="0"/>
+          <w:iCs w:val="0"/>
           <w:smallCaps w:val="0"/>
           <w:strike w:val="0"/>
           <w:color w:val="000000"/>
@@ -613,7 +627,9 @@
         <w:rPr>
           <w:rFonts w:ascii="Cambria" w:cs="Cambria" w:eastAsia="Cambria" w:hAnsi="Cambria"/>
           <w:b w:val="0"/>
+          <w:bCs w:val="0"/>
           <w:i w:val="0"/>
+          <w:iCs w:val="0"/>
           <w:smallCaps w:val="0"/>
           <w:strike w:val="0"/>
           <w:color w:val="000000"/>
@@ -628,7 +644,9 @@
         <w:rPr>
           <w:rFonts w:ascii="Cambria" w:cs="Cambria" w:eastAsia="Cambria" w:hAnsi="Cambria"/>
           <w:b w:val="0"/>
+          <w:bCs w:val="0"/>
           <w:i w:val="0"/>
+          <w:iCs w:val="0"/>
           <w:smallCaps w:val="0"/>
           <w:strike w:val="0"/>
           <w:color w:val="000000"/>
@@ -778,7 +796,9 @@
         <w:rPr>
           <w:rFonts w:ascii="Calibri" w:cs="Calibri" w:eastAsia="Calibri" w:hAnsi="Calibri"/>
           <w:b w:val="0"/>
+          <w:bCs w:val="0"/>
           <w:i w:val="1"/>
+          <w:iCs w:val="1"/>
           <w:smallCaps w:val="0"/>
           <w:strike w:val="0"/>
           <w:color w:val="548dd4"/>
@@ -793,7 +813,9 @@
         <w:rPr>
           <w:rFonts w:ascii="Calibri" w:cs="Calibri" w:eastAsia="Calibri" w:hAnsi="Calibri"/>
           <w:b w:val="0"/>
+          <w:bCs w:val="0"/>
           <w:i w:val="1"/>
+          <w:iCs w:val="1"/>
           <w:smallCaps w:val="0"/>
           <w:strike w:val="0"/>
           <w:color w:val="548dd4"/>
@@ -815,12 +837,12 @@
             <wp:extent cx="1200150" cy="1200150"/>
             <wp:effectExtent b="0" l="0" r="0" t="0"/>
             <wp:wrapSquare wrapText="bothSides" distB="0" distT="0" distL="114300" distR="114300"/>
-            <wp:docPr descr="psi-negro.png" id="16" name="image4.png"/>
+            <wp:docPr descr="psi-negro.png" id="16" name="image2.png"/>
             <a:graphic>
               <a:graphicData uri="http://schemas.openxmlformats.org/drawingml/2006/picture">
                 <pic:pic>
                   <pic:nvPicPr>
-                    <pic:cNvPr descr="psi-negro.png" id="0" name="image4.png"/>
+                    <pic:cNvPr descr="psi-negro.png" id="0" name="image2.png"/>
                     <pic:cNvPicPr preferRelativeResize="0"/>
                   </pic:nvPicPr>
                   <pic:blipFill>
@@ -848,7 +870,9 @@
         <w:rPr>
           <w:rFonts w:ascii="Calibri" w:cs="Calibri" w:eastAsia="Calibri" w:hAnsi="Calibri"/>
           <w:b w:val="0"/>
+          <w:bCs w:val="0"/>
           <w:i w:val="1"/>
+          <w:iCs w:val="1"/>
           <w:smallCaps w:val="0"/>
           <w:strike w:val="0"/>
           <w:color w:val="548dd4"/>
@@ -870,12 +894,12 @@
             <wp:extent cx="1304925" cy="2019300"/>
             <wp:effectExtent b="0" l="0" r="0" t="0"/>
             <wp:wrapSquare wrapText="bothSides" distB="0" distT="0" distL="114300" distR="114300"/>
-            <wp:docPr descr="UNPA.JPG" id="14" name="image1.jpg"/>
+            <wp:docPr descr="UNPA.JPG" id="14" name="image3.jpg"/>
             <a:graphic>
               <a:graphicData uri="http://schemas.openxmlformats.org/drawingml/2006/picture">
                 <pic:pic>
                   <pic:nvPicPr>
-                    <pic:cNvPr descr="UNPA.JPG" id="0" name="image1.jpg"/>
+                    <pic:cNvPr descr="UNPA.JPG" id="0" name="image3.jpg"/>
                     <pic:cNvPicPr preferRelativeResize="0"/>
                   </pic:nvPicPr>
                   <pic:blipFill>
@@ -931,7 +955,9 @@
         <w:rPr>
           <w:rFonts w:ascii="Calibri" w:cs="Calibri" w:eastAsia="Calibri" w:hAnsi="Calibri"/>
           <w:b w:val="0"/>
+          <w:bCs w:val="0"/>
           <w:i w:val="1"/>
+          <w:iCs w:val="1"/>
           <w:smallCaps w:val="0"/>
           <w:strike w:val="0"/>
           <w:color w:val="548dd4"/>
@@ -945,6 +971,7 @@
       <w:r>
         <w:rPr>
           <w:i w:val="1"/>
+          <w:iCs w:val="1"/>
           <w:color w:val="548dd4"/>
         </w:rPr>
         <mc:AlternateContent>
@@ -1165,7 +1192,9 @@
         <w:rPr>
           <w:rFonts w:ascii="Calibri" w:cs="Calibri" w:eastAsia="Calibri" w:hAnsi="Calibri"/>
           <w:b w:val="0"/>
+          <w:bCs w:val="0"/>
           <w:i w:val="1"/>
+          <w:iCs w:val="1"/>
           <w:smallCaps w:val="0"/>
           <w:strike w:val="0"/>
           <w:color w:val="548dd4"/>
@@ -1243,12 +1272,12 @@
             <wp:extent cx="1200150" cy="1200150"/>
             <wp:effectExtent b="0" l="0" r="0" t="0"/>
             <wp:wrapSquare wrapText="bothSides" distB="0" distT="0" distL="114300" distR="114300"/>
-            <wp:docPr id="15" name="image3.png"/>
+            <wp:docPr id="15" name="image4.png"/>
             <a:graphic>
               <a:graphicData uri="http://schemas.openxmlformats.org/drawingml/2006/picture">
                 <pic:pic>
                   <pic:nvPicPr>
-                    <pic:cNvPr id="0" name="image3.png"/>
+                    <pic:cNvPr id="0" name="image4.png"/>
                     <pic:cNvPicPr preferRelativeResize="0"/>
                   </pic:nvPicPr>
                   <pic:blipFill>
@@ -1315,7 +1344,9 @@
         <w:rPr>
           <w:rFonts w:ascii="Cambria" w:cs="Cambria" w:eastAsia="Cambria" w:hAnsi="Cambria"/>
           <w:b w:val="1"/>
+          <w:bCs w:val="1"/>
           <w:i w:val="0"/>
+          <w:iCs w:val="0"/>
           <w:smallCaps w:val="0"/>
           <w:strike w:val="0"/>
           <w:color w:val="366091"/>
@@ -1330,7 +1361,9 @@
         <w:rPr>
           <w:rFonts w:ascii="Cambria" w:cs="Cambria" w:eastAsia="Cambria" w:hAnsi="Cambria"/>
           <w:b w:val="1"/>
+          <w:bCs w:val="1"/>
           <w:i w:val="0"/>
+          <w:iCs w:val="0"/>
           <w:smallCaps w:val="0"/>
           <w:strike w:val="0"/>
           <w:color w:val="366091"/>
@@ -1346,7 +1379,7 @@
     </w:p>
     <w:sdt>
       <w:sdtPr>
-        <w:id w:val="1918912122"/>
+        <w:id w:val="1521522751"/>
         <w:docPartObj>
           <w:docPartGallery w:val="Table of Contents"/>
           <w:docPartUnique w:val="1"/>
@@ -1364,7 +1397,9 @@
             <w:rPr>
               <w:rFonts w:ascii="Arial" w:cs="Arial" w:eastAsia="Arial" w:hAnsi="Arial"/>
               <w:b w:val="1"/>
+              <w:bCs w:val="1"/>
               <w:i w:val="0"/>
+              <w:iCs w:val="0"/>
               <w:smallCaps w:val="0"/>
               <w:strike w:val="0"/>
               <w:color w:val="000000"/>
@@ -1385,7 +1420,9 @@
               <w:rPr>
                 <w:rFonts w:ascii="Cambria" w:cs="Cambria" w:eastAsia="Cambria" w:hAnsi="Cambria"/>
                 <w:b w:val="1"/>
+                <w:bCs w:val="1"/>
                 <w:i w:val="0"/>
+                <w:iCs w:val="0"/>
                 <w:smallCaps w:val="0"/>
                 <w:strike w:val="0"/>
                 <w:color w:val="366091"/>
@@ -1418,7 +1455,9 @@
             <w:rPr>
               <w:rFonts w:ascii="Arial" w:cs="Arial" w:eastAsia="Arial" w:hAnsi="Arial"/>
               <w:b w:val="0"/>
+              <w:bCs w:val="0"/>
               <w:i w:val="0"/>
+              <w:iCs w:val="0"/>
               <w:smallCaps w:val="0"/>
               <w:strike w:val="0"/>
               <w:color w:val="000000"/>
@@ -1434,7 +1473,9 @@
               <w:rPr>
                 <w:rFonts w:ascii="Cambria" w:cs="Cambria" w:eastAsia="Cambria" w:hAnsi="Cambria"/>
                 <w:b w:val="1"/>
+                <w:bCs w:val="1"/>
                 <w:i w:val="0"/>
+                <w:iCs w:val="0"/>
                 <w:smallCaps w:val="0"/>
                 <w:strike w:val="0"/>
                 <w:color w:val="366091"/>
@@ -1469,7 +1510,9 @@
             <w:rPr>
               <w:rFonts w:ascii="Arial" w:cs="Arial" w:eastAsia="Arial" w:hAnsi="Arial"/>
               <w:b w:val="0"/>
+              <w:bCs w:val="0"/>
               <w:i w:val="0"/>
+              <w:iCs w:val="0"/>
               <w:smallCaps w:val="0"/>
               <w:strike w:val="0"/>
               <w:color w:val="000000"/>
@@ -1485,7 +1528,9 @@
               <w:rPr>
                 <w:rFonts w:ascii="Cambria" w:cs="Cambria" w:eastAsia="Cambria" w:hAnsi="Cambria"/>
                 <w:b w:val="0"/>
+                <w:bCs w:val="0"/>
                 <w:i w:val="0"/>
+                <w:iCs w:val="0"/>
                 <w:smallCaps w:val="0"/>
                 <w:strike w:val="0"/>
                 <w:color w:val="548dd4"/>
@@ -1518,7 +1563,9 @@
             <w:rPr>
               <w:rFonts w:ascii="Arial" w:cs="Arial" w:eastAsia="Arial" w:hAnsi="Arial"/>
               <w:b w:val="0"/>
+              <w:bCs w:val="0"/>
               <w:i w:val="0"/>
+              <w:iCs w:val="0"/>
               <w:smallCaps w:val="0"/>
               <w:strike w:val="0"/>
               <w:color w:val="000000"/>
@@ -1534,7 +1581,9 @@
               <w:rPr>
                 <w:rFonts w:ascii="Cambria" w:cs="Cambria" w:eastAsia="Cambria" w:hAnsi="Cambria"/>
                 <w:b w:val="0"/>
+                <w:bCs w:val="0"/>
                 <w:i w:val="0"/>
+                <w:iCs w:val="0"/>
                 <w:smallCaps w:val="0"/>
                 <w:strike w:val="0"/>
                 <w:color w:val="548dd4"/>
@@ -1567,7 +1616,9 @@
             <w:rPr>
               <w:rFonts w:ascii="Arial" w:cs="Arial" w:eastAsia="Arial" w:hAnsi="Arial"/>
               <w:b w:val="0"/>
+              <w:bCs w:val="0"/>
               <w:i w:val="0"/>
+              <w:iCs w:val="0"/>
               <w:smallCaps w:val="0"/>
               <w:strike w:val="0"/>
               <w:color w:val="000000"/>
@@ -1583,7 +1634,9 @@
               <w:rPr>
                 <w:rFonts w:ascii="Cambria" w:cs="Cambria" w:eastAsia="Cambria" w:hAnsi="Cambria"/>
                 <w:b w:val="1"/>
+                <w:bCs w:val="1"/>
                 <w:i w:val="0"/>
+                <w:iCs w:val="0"/>
                 <w:smallCaps w:val="0"/>
                 <w:strike w:val="0"/>
                 <w:color w:val="366091"/>
@@ -1616,7 +1669,9 @@
             <w:rPr>
               <w:rFonts w:ascii="Arial" w:cs="Arial" w:eastAsia="Arial" w:hAnsi="Arial"/>
               <w:b w:val="0"/>
+              <w:bCs w:val="0"/>
               <w:i w:val="0"/>
+              <w:iCs w:val="0"/>
               <w:smallCaps w:val="0"/>
               <w:strike w:val="0"/>
               <w:color w:val="000000"/>
@@ -1632,7 +1687,9 @@
               <w:rPr>
                 <w:rFonts w:ascii="Cambria" w:cs="Cambria" w:eastAsia="Cambria" w:hAnsi="Cambria"/>
                 <w:b w:val="0"/>
+                <w:bCs w:val="0"/>
                 <w:i w:val="0"/>
+                <w:iCs w:val="0"/>
                 <w:smallCaps w:val="0"/>
                 <w:strike w:val="0"/>
                 <w:color w:val="548dd4"/>
@@ -1665,7 +1722,9 @@
             <w:rPr>
               <w:rFonts w:ascii="Arial" w:cs="Arial" w:eastAsia="Arial" w:hAnsi="Arial"/>
               <w:b w:val="0"/>
+              <w:bCs w:val="0"/>
               <w:i w:val="0"/>
+              <w:iCs w:val="0"/>
               <w:smallCaps w:val="0"/>
               <w:strike w:val="0"/>
               <w:color w:val="000000"/>
@@ -1681,7 +1740,9 @@
               <w:rPr>
                 <w:rFonts w:ascii="Cambria" w:cs="Cambria" w:eastAsia="Cambria" w:hAnsi="Cambria"/>
                 <w:b w:val="0"/>
+                <w:bCs w:val="0"/>
                 <w:i w:val="0"/>
+                <w:iCs w:val="0"/>
                 <w:smallCaps w:val="0"/>
                 <w:strike w:val="0"/>
                 <w:color w:val="548dd4"/>
@@ -1714,7 +1775,9 @@
             <w:rPr>
               <w:rFonts w:ascii="Arial" w:cs="Arial" w:eastAsia="Arial" w:hAnsi="Arial"/>
               <w:b w:val="0"/>
+              <w:bCs w:val="0"/>
               <w:i w:val="0"/>
+              <w:iCs w:val="0"/>
               <w:smallCaps w:val="0"/>
               <w:strike w:val="0"/>
               <w:color w:val="000000"/>
@@ -1730,7 +1793,9 @@
               <w:rPr>
                 <w:rFonts w:ascii="Cambria" w:cs="Cambria" w:eastAsia="Cambria" w:hAnsi="Cambria"/>
                 <w:b w:val="0"/>
+                <w:bCs w:val="0"/>
                 <w:i w:val="0"/>
+                <w:iCs w:val="0"/>
                 <w:smallCaps w:val="0"/>
                 <w:strike w:val="0"/>
                 <w:color w:val="548dd4"/>
@@ -1763,7 +1828,9 @@
             <w:rPr>
               <w:rFonts w:ascii="Arial" w:cs="Arial" w:eastAsia="Arial" w:hAnsi="Arial"/>
               <w:b w:val="0"/>
+              <w:bCs w:val="0"/>
               <w:i w:val="0"/>
+              <w:iCs w:val="0"/>
               <w:smallCaps w:val="0"/>
               <w:strike w:val="0"/>
               <w:color w:val="000000"/>
@@ -1779,7 +1846,9 @@
               <w:rPr>
                 <w:rFonts w:ascii="Cambria" w:cs="Cambria" w:eastAsia="Cambria" w:hAnsi="Cambria"/>
                 <w:b w:val="0"/>
+                <w:bCs w:val="0"/>
                 <w:i w:val="0"/>
+                <w:iCs w:val="0"/>
                 <w:smallCaps w:val="0"/>
                 <w:strike w:val="0"/>
                 <w:color w:val="548dd4"/>
@@ -1812,7 +1881,9 @@
             <w:rPr>
               <w:rFonts w:ascii="Arial" w:cs="Arial" w:eastAsia="Arial" w:hAnsi="Arial"/>
               <w:b w:val="0"/>
+              <w:bCs w:val="0"/>
               <w:i w:val="0"/>
+              <w:iCs w:val="0"/>
               <w:smallCaps w:val="0"/>
               <w:strike w:val="0"/>
               <w:color w:val="000000"/>
@@ -1828,7 +1899,9 @@
               <w:rPr>
                 <w:rFonts w:ascii="Cambria" w:cs="Cambria" w:eastAsia="Cambria" w:hAnsi="Cambria"/>
                 <w:b w:val="0"/>
+                <w:bCs w:val="0"/>
                 <w:i w:val="0"/>
+                <w:iCs w:val="0"/>
                 <w:smallCaps w:val="0"/>
                 <w:strike w:val="0"/>
                 <w:color w:val="548dd4"/>
@@ -1861,7 +1934,9 @@
             <w:rPr>
               <w:rFonts w:ascii="Arial" w:cs="Arial" w:eastAsia="Arial" w:hAnsi="Arial"/>
               <w:b w:val="0"/>
+              <w:bCs w:val="0"/>
               <w:i w:val="0"/>
+              <w:iCs w:val="0"/>
               <w:smallCaps w:val="0"/>
               <w:strike w:val="0"/>
               <w:color w:val="000000"/>
@@ -1877,7 +1952,9 @@
               <w:rPr>
                 <w:rFonts w:ascii="Cambria" w:cs="Cambria" w:eastAsia="Cambria" w:hAnsi="Cambria"/>
                 <w:b w:val="0"/>
+                <w:bCs w:val="0"/>
                 <w:i w:val="0"/>
+                <w:iCs w:val="0"/>
                 <w:smallCaps w:val="0"/>
                 <w:strike w:val="0"/>
                 <w:color w:val="548dd4"/>
@@ -1910,7 +1987,9 @@
             <w:rPr>
               <w:rFonts w:ascii="Arial" w:cs="Arial" w:eastAsia="Arial" w:hAnsi="Arial"/>
               <w:b w:val="0"/>
+              <w:bCs w:val="0"/>
               <w:i w:val="0"/>
+              <w:iCs w:val="0"/>
               <w:smallCaps w:val="0"/>
               <w:strike w:val="0"/>
               <w:color w:val="000000"/>
@@ -1926,7 +2005,9 @@
               <w:rPr>
                 <w:rFonts w:ascii="Cambria" w:cs="Cambria" w:eastAsia="Cambria" w:hAnsi="Cambria"/>
                 <w:b w:val="0"/>
+                <w:bCs w:val="0"/>
                 <w:i w:val="0"/>
+                <w:iCs w:val="0"/>
                 <w:smallCaps w:val="0"/>
                 <w:strike w:val="0"/>
                 <w:color w:val="548dd4"/>
@@ -1959,7 +2040,9 @@
             <w:rPr>
               <w:rFonts w:ascii="Arial" w:cs="Arial" w:eastAsia="Arial" w:hAnsi="Arial"/>
               <w:b w:val="0"/>
+              <w:bCs w:val="0"/>
               <w:i w:val="0"/>
+              <w:iCs w:val="0"/>
               <w:smallCaps w:val="0"/>
               <w:strike w:val="0"/>
               <w:color w:val="000000"/>
@@ -1975,7 +2058,9 @@
               <w:rPr>
                 <w:rFonts w:ascii="Cambria" w:cs="Cambria" w:eastAsia="Cambria" w:hAnsi="Cambria"/>
                 <w:b w:val="0"/>
+                <w:bCs w:val="0"/>
                 <w:i w:val="0"/>
+                <w:iCs w:val="0"/>
                 <w:smallCaps w:val="0"/>
                 <w:strike w:val="0"/>
                 <w:color w:val="548dd4"/>
@@ -2008,7 +2093,9 @@
             <w:rPr>
               <w:rFonts w:ascii="Arial" w:cs="Arial" w:eastAsia="Arial" w:hAnsi="Arial"/>
               <w:b w:val="0"/>
+              <w:bCs w:val="0"/>
               <w:i w:val="0"/>
+              <w:iCs w:val="0"/>
               <w:smallCaps w:val="0"/>
               <w:strike w:val="0"/>
               <w:color w:val="000000"/>
@@ -2024,7 +2111,9 @@
               <w:rPr>
                 <w:rFonts w:ascii="Cambria" w:cs="Cambria" w:eastAsia="Cambria" w:hAnsi="Cambria"/>
                 <w:b w:val="0"/>
+                <w:bCs w:val="0"/>
                 <w:i w:val="0"/>
+                <w:iCs w:val="0"/>
                 <w:smallCaps w:val="0"/>
                 <w:strike w:val="0"/>
                 <w:color w:val="548dd4"/>
@@ -2057,6 +2146,7 @@
             <w:rPr>
               <w:rFonts w:ascii="Cambria" w:cs="Cambria" w:eastAsia="Cambria" w:hAnsi="Cambria"/>
               <w:i w:val="0"/>
+              <w:iCs w:val="0"/>
               <w:smallCaps w:val="0"/>
               <w:strike w:val="0"/>
               <w:color w:val="4f81bd"/>
@@ -2072,6 +2162,7 @@
               <w:rPr>
                 <w:rFonts w:ascii="Cambria" w:cs="Cambria" w:eastAsia="Cambria" w:hAnsi="Cambria"/>
                 <w:i w:val="0"/>
+                <w:iCs w:val="0"/>
                 <w:smallCaps w:val="0"/>
                 <w:strike w:val="0"/>
                 <w:color w:val="4f81bd"/>
@@ -2090,7 +2181,9 @@
               <w:rPr>
                 <w:rFonts w:ascii="Arial" w:cs="Arial" w:eastAsia="Arial" w:hAnsi="Arial"/>
                 <w:b w:val="0"/>
+                <w:bCs w:val="0"/>
                 <w:i w:val="0"/>
+                <w:iCs w:val="0"/>
                 <w:smallCaps w:val="0"/>
                 <w:strike w:val="0"/>
                 <w:color w:val="000000"/>
@@ -2113,6 +2206,7 @@
             <w:rPr>
               <w:rFonts w:ascii="Cambria" w:cs="Cambria" w:eastAsia="Cambria" w:hAnsi="Cambria"/>
               <w:i w:val="0"/>
+              <w:iCs w:val="0"/>
               <w:smallCaps w:val="0"/>
               <w:strike w:val="0"/>
               <w:color w:val="4f81bd"/>
@@ -2145,7 +2239,9 @@
             <w:rPr>
               <w:rFonts w:ascii="Arial" w:cs="Arial" w:eastAsia="Arial" w:hAnsi="Arial"/>
               <w:b w:val="0"/>
+              <w:bCs w:val="0"/>
               <w:i w:val="0"/>
+              <w:iCs w:val="0"/>
               <w:smallCaps w:val="0"/>
               <w:strike w:val="0"/>
               <w:color w:val="000000"/>
@@ -2161,7 +2257,9 @@
               <w:rPr>
                 <w:rFonts w:ascii="Cambria" w:cs="Cambria" w:eastAsia="Cambria" w:hAnsi="Cambria"/>
                 <w:b w:val="0"/>
+                <w:bCs w:val="0"/>
                 <w:i w:val="0"/>
+                <w:iCs w:val="0"/>
                 <w:smallCaps w:val="0"/>
                 <w:strike w:val="0"/>
                 <w:color w:val="548dd4"/>
@@ -2194,7 +2292,9 @@
             <w:rPr>
               <w:rFonts w:ascii="Arial" w:cs="Arial" w:eastAsia="Arial" w:hAnsi="Arial"/>
               <w:b w:val="0"/>
+              <w:bCs w:val="0"/>
               <w:i w:val="0"/>
+              <w:iCs w:val="0"/>
               <w:smallCaps w:val="0"/>
               <w:strike w:val="0"/>
               <w:color w:val="000000"/>
@@ -2210,7 +2310,9 @@
               <w:rPr>
                 <w:rFonts w:ascii="Cambria" w:cs="Cambria" w:eastAsia="Cambria" w:hAnsi="Cambria"/>
                 <w:b w:val="1"/>
+                <w:bCs w:val="1"/>
                 <w:i w:val="0"/>
+                <w:iCs w:val="0"/>
                 <w:smallCaps w:val="0"/>
                 <w:strike w:val="0"/>
                 <w:color w:val="366091"/>
@@ -2270,6 +2372,7 @@
         <w:spacing w:after="300" w:before="0" w:line="240" w:lineRule="auto"/>
         <w:rPr>
           <w:b w:val="0"/>
+          <w:bCs w:val="0"/>
           <w:sz w:val="50"/>
           <w:szCs w:val="50"/>
           <w:vertAlign w:val="baseline"/>
@@ -2280,6 +2383,7 @@
       <w:r>
         <w:rPr>
           <w:b w:val="0"/>
+          <w:bCs w:val="0"/>
           <w:sz w:val="50"/>
           <w:szCs w:val="50"/>
           <w:vertAlign w:val="baseline"/>
@@ -2433,7 +2537,9 @@
         <w:rPr>
           <w:rFonts w:ascii="Calibri" w:cs="Calibri" w:eastAsia="Calibri" w:hAnsi="Calibri"/>
           <w:b w:val="0"/>
+          <w:bCs w:val="0"/>
           <w:i w:val="1"/>
+          <w:iCs w:val="1"/>
           <w:smallCaps w:val="0"/>
           <w:strike w:val="0"/>
           <w:color w:val="548dd4"/>
@@ -2490,6 +2596,7 @@
         <w:jc w:val="both"/>
         <w:rPr>
           <w:b w:val="1"/>
+          <w:bCs w:val="1"/>
           <w:smallCaps w:val="0"/>
           <w:strike w:val="0"/>
           <w:sz w:val="22"/>
@@ -2713,6 +2820,7 @@
       <w:r>
         <w:rPr>
           <w:i w:val="1"/>
+          <w:iCs w:val="1"/>
           <w:rtl w:val="0"/>
         </w:rPr>
         <w:t xml:space="preserve">Laboratorio de Desarrollo de Software’</w:t>
@@ -2765,6 +2873,7 @@
         <w:rPr>
           <w:rFonts w:ascii="Cambria" w:cs="Cambria" w:eastAsia="Cambria" w:hAnsi="Cambria"/>
           <w:b w:val="1"/>
+          <w:bCs w:val="1"/>
           <w:color w:val="365f91"/>
           <w:sz w:val="28"/>
           <w:szCs w:val="28"/>
@@ -2791,6 +2900,7 @@
         <w:rPr>
           <w:rFonts w:ascii="Cambria" w:cs="Cambria" w:eastAsia="Cambria" w:hAnsi="Cambria"/>
           <w:b w:val="1"/>
+          <w:bCs w:val="1"/>
           <w:color w:val="365f91"/>
           <w:sz w:val="28"/>
           <w:szCs w:val="28"/>
@@ -2820,6 +2930,7 @@
         <w:rPr>
           <w:rFonts w:ascii="Cambria" w:cs="Cambria" w:eastAsia="Cambria" w:hAnsi="Cambria"/>
           <w:b w:val="1"/>
+          <w:bCs w:val="1"/>
           <w:color w:val="4f81bd"/>
           <w:sz w:val="26"/>
           <w:szCs w:val="26"/>
@@ -2848,7 +2959,9 @@
         <w:rPr>
           <w:rFonts w:ascii="Calibri" w:cs="Calibri" w:eastAsia="Calibri" w:hAnsi="Calibri"/>
           <w:b w:val="0"/>
+          <w:bCs w:val="0"/>
           <w:i w:val="1"/>
+          <w:iCs w:val="1"/>
           <w:smallCaps w:val="0"/>
           <w:strike w:val="0"/>
           <w:color w:val="548dd4"/>
@@ -2878,6 +2991,7 @@
         <w:rPr>
           <w:rFonts w:ascii="Cambria" w:cs="Cambria" w:eastAsia="Cambria" w:hAnsi="Cambria"/>
           <w:b w:val="1"/>
+          <w:bCs w:val="1"/>
           <w:color w:val="4f81bd"/>
           <w:sz w:val="26"/>
           <w:szCs w:val="26"/>
@@ -2914,7 +3028,9 @@
         <w:rPr>
           <w:rFonts w:ascii="Calibri" w:cs="Calibri" w:eastAsia="Calibri" w:hAnsi="Calibri"/>
           <w:b w:val="0"/>
+          <w:bCs w:val="0"/>
           <w:i w:val="1"/>
+          <w:iCs w:val="1"/>
           <w:smallCaps w:val="0"/>
           <w:strike w:val="0"/>
           <w:color w:val="548dd4"/>
@@ -2944,7 +3060,9 @@
         <w:rPr>
           <w:rFonts w:ascii="Cambria" w:cs="Cambria" w:eastAsia="Cambria" w:hAnsi="Cambria"/>
           <w:b w:val="1"/>
+          <w:bCs w:val="1"/>
           <w:i w:val="0"/>
+          <w:iCs w:val="0"/>
           <w:smallCaps w:val="0"/>
           <w:strike w:val="0"/>
           <w:color w:val="4f81bd"/>
@@ -2977,7 +3095,9 @@
         <w:rPr>
           <w:rFonts w:ascii="Cambria" w:cs="Cambria" w:eastAsia="Cambria" w:hAnsi="Cambria"/>
           <w:b w:val="1"/>
+          <w:bCs w:val="1"/>
           <w:i w:val="0"/>
+          <w:iCs w:val="0"/>
           <w:smallCaps w:val="0"/>
           <w:strike w:val="0"/>
           <w:color w:val="4f81bd"/>
@@ -2998,7 +3118,9 @@
         <w:rPr>
           <w:rFonts w:ascii="Calibri" w:cs="Calibri" w:eastAsia="Calibri" w:hAnsi="Calibri"/>
           <w:b w:val="0"/>
+          <w:bCs w:val="0"/>
           <w:i w:val="1"/>
+          <w:iCs w:val="1"/>
           <w:smallCaps w:val="0"/>
           <w:strike w:val="0"/>
           <w:color w:val="548dd4"/>
@@ -3028,6 +3150,7 @@
         <w:rPr>
           <w:rFonts w:ascii="Cambria" w:cs="Cambria" w:eastAsia="Cambria" w:hAnsi="Cambria"/>
           <w:b w:val="1"/>
+          <w:bCs w:val="1"/>
           <w:color w:val="4f81bd"/>
           <w:sz w:val="26"/>
           <w:szCs w:val="26"/>
@@ -3086,11 +3209,13 @@
         <w:jc w:val="both"/>
         <w:rPr>
           <w:b w:val="1"/>
+          <w:bCs w:val="1"/>
         </w:rPr>
       </w:pPr>
       <w:r>
         <w:rPr>
           <w:b w:val="1"/>
+          <w:bCs w:val="1"/>
           <w:rtl w:val="0"/>
         </w:rPr>
         <w:t xml:space="preserve">Tareas:</w:t>
@@ -3132,6 +3257,7 @@
       <w:r>
         <w:rPr>
           <w:b w:val="1"/>
+          <w:bCs w:val="1"/>
           <w:rtl w:val="0"/>
         </w:rPr>
         <w:t xml:space="preserve">Manejo de Usuario: </w:t>
@@ -3166,7 +3292,9 @@
         <w:rPr>
           <w:rFonts w:ascii="Calibri" w:cs="Calibri" w:eastAsia="Calibri" w:hAnsi="Calibri"/>
           <w:b w:val="0"/>
+          <w:bCs w:val="0"/>
           <w:i w:val="1"/>
+          <w:iCs w:val="1"/>
           <w:smallCaps w:val="0"/>
           <w:strike w:val="0"/>
           <w:color w:val="548dd4"/>
@@ -3180,6 +3308,7 @@
       <w:r>
         <w:rPr>
           <w:b w:val="1"/>
+          <w:bCs w:val="1"/>
           <w:rtl w:val="0"/>
         </w:rPr>
         <w:t xml:space="preserve">Reportes: </w:t>
@@ -3203,6 +3332,7 @@
         <w:rPr>
           <w:rFonts w:ascii="Cambria" w:cs="Cambria" w:eastAsia="Cambria" w:hAnsi="Cambria"/>
           <w:b w:val="1"/>
+          <w:bCs w:val="1"/>
           <w:color w:val="4f81bd"/>
           <w:sz w:val="26"/>
           <w:szCs w:val="26"/>
@@ -3247,7 +3377,9 @@
         <w:rPr>
           <w:rFonts w:ascii="Cambria" w:cs="Cambria" w:eastAsia="Cambria" w:hAnsi="Cambria"/>
           <w:b w:val="1"/>
+          <w:bCs w:val="1"/>
           <w:i w:val="0"/>
+          <w:iCs w:val="0"/>
           <w:smallCaps w:val="0"/>
           <w:strike w:val="0"/>
           <w:color w:val="4f81bd"/>
@@ -3277,6 +3409,7 @@
         <w:rPr>
           <w:rFonts w:ascii="Cambria" w:cs="Cambria" w:eastAsia="Cambria" w:hAnsi="Cambria"/>
           <w:b w:val="1"/>
+          <w:bCs w:val="1"/>
           <w:color w:val="4f81bd"/>
           <w:sz w:val="26"/>
           <w:szCs w:val="26"/>
@@ -3307,6 +3440,7 @@
       <w:r>
         <w:rPr>
           <w:b w:val="1"/>
+          <w:bCs w:val="1"/>
           <w:rtl w:val="0"/>
         </w:rPr>
         <w:t xml:space="preserve">Entrevistadores y Anotadores</w:t>
@@ -3392,6 +3526,7 @@
       <w:r>
         <w:rPr>
           <w:b w:val="1"/>
+          <w:bCs w:val="1"/>
           <w:rtl w:val="0"/>
         </w:rPr>
         <w:t xml:space="preserve">Clientes entrevistados</w:t>
@@ -3454,6 +3589,7 @@
         <w:rPr>
           <w:rFonts w:ascii="Cambria" w:cs="Cambria" w:eastAsia="Cambria" w:hAnsi="Cambria"/>
           <w:b w:val="1"/>
+          <w:bCs w:val="1"/>
           <w:color w:val="4f81bd"/>
           <w:sz w:val="26"/>
           <w:szCs w:val="26"/>
@@ -3495,6 +3631,7 @@
         <w:rPr>
           <w:rFonts w:ascii="Cambria" w:cs="Cambria" w:eastAsia="Cambria" w:hAnsi="Cambria"/>
           <w:b w:val="1"/>
+          <w:bCs w:val="1"/>
           <w:smallCaps w:val="0"/>
           <w:strike w:val="0"/>
           <w:sz w:val="26"/>
@@ -3525,6 +3662,7 @@
         <w:rPr>
           <w:rFonts w:ascii="Cambria" w:cs="Cambria" w:eastAsia="Cambria" w:hAnsi="Cambria"/>
           <w:b w:val="1"/>
+          <w:bCs w:val="1"/>
           <w:color w:val="4f81bd"/>
           <w:sz w:val="26"/>
           <w:szCs w:val="26"/>
@@ -3689,6 +3827,7 @@
       <w:r>
         <w:rPr>
           <w:b w:val="1"/>
+          <w:bCs w:val="1"/>
           <w:rtl w:val="0"/>
         </w:rPr>
         <w:t xml:space="preserve">flexible y versátil,</w:t>
@@ -3735,6 +3874,7 @@
       <w:r>
         <w:rPr>
           <w:b w:val="1"/>
+          <w:bCs w:val="1"/>
           <w:rtl w:val="0"/>
         </w:rPr>
         <w:t xml:space="preserve">cubrir la duración de todo el proyecto</w:t>
@@ -3781,6 +3921,7 @@
       <w:r>
         <w:rPr>
           <w:b w:val="1"/>
+          <w:bCs w:val="1"/>
           <w:rtl w:val="0"/>
         </w:rPr>
         <w:t xml:space="preserve"> registro de tiempos</w:t>
@@ -3794,6 +3935,7 @@
       <w:r>
         <w:rPr>
           <w:b w:val="1"/>
+          <w:bCs w:val="1"/>
           <w:rtl w:val="0"/>
         </w:rPr>
         <w:t xml:space="preserve">planificación de</w:t>
@@ -3807,6 +3949,7 @@
       <w:r>
         <w:rPr>
           <w:b w:val="1"/>
+          <w:bCs w:val="1"/>
           <w:rtl w:val="0"/>
         </w:rPr>
         <w:t xml:space="preserve">actividades</w:t>
@@ -3853,6 +3996,7 @@
       <w:r>
         <w:rPr>
           <w:b w:val="1"/>
+          <w:bCs w:val="1"/>
           <w:rtl w:val="0"/>
         </w:rPr>
         <w:t xml:space="preserve">etapas </w:t>
@@ -3866,6 +4010,7 @@
       <w:r>
         <w:rPr>
           <w:b w:val="1"/>
+          <w:bCs w:val="1"/>
           <w:rtl w:val="0"/>
         </w:rPr>
         <w:t xml:space="preserve">bien definidas</w:t>
@@ -3879,6 +4024,7 @@
       <w:r>
         <w:rPr>
           <w:b w:val="1"/>
+          <w:bCs w:val="1"/>
           <w:rtl w:val="0"/>
         </w:rPr>
         <w:t xml:space="preserve">comparación</w:t>
@@ -3968,6 +4114,7 @@
       <w:r>
         <w:rPr>
           <w:b w:val="1"/>
+          <w:bCs w:val="1"/>
           <w:rtl w:val="0"/>
         </w:rPr>
         <w:t xml:space="preserve">las tareas no deben ser bloqueadas en el miembro al que fueron asignadas</w:t>
@@ -4044,6 +4191,7 @@
       <w:r>
         <w:rPr>
           <w:b w:val="1"/>
+          <w:bCs w:val="1"/>
           <w:rtl w:val="0"/>
         </w:rPr>
         <w:t xml:space="preserve">facilidad de uso</w:t>
@@ -4090,6 +4238,7 @@
       <w:r>
         <w:rPr>
           <w:b w:val="1"/>
+          <w:bCs w:val="1"/>
           <w:rtl w:val="0"/>
         </w:rPr>
         <w:t xml:space="preserve">manejo de usuarios</w:t>
@@ -4153,6 +4302,7 @@
       <w:r>
         <w:rPr>
           <w:b w:val="1"/>
+          <w:bCs w:val="1"/>
           <w:rtl w:val="0"/>
         </w:rPr>
         <w:t xml:space="preserve">visualización de</w:t>
@@ -4166,6 +4316,7 @@
       <w:r>
         <w:rPr>
           <w:b w:val="1"/>
+          <w:bCs w:val="1"/>
           <w:rtl w:val="0"/>
         </w:rPr>
         <w:t xml:space="preserve">reportes </w:t>
@@ -4212,6 +4363,7 @@
       <w:r>
         <w:rPr>
           <w:b w:val="1"/>
+          <w:bCs w:val="1"/>
           <w:rtl w:val="0"/>
         </w:rPr>
         <w:t xml:space="preserve">acceso a toda la información</w:t>
@@ -4288,6 +4440,7 @@
       <w:r>
         <w:rPr>
           <w:b w:val="1"/>
+          <w:bCs w:val="1"/>
           <w:rtl w:val="0"/>
         </w:rPr>
         <w:t xml:space="preserve">generar </w:t>
@@ -4301,6 +4454,7 @@
       <w:r>
         <w:rPr>
           <w:b w:val="1"/>
+          <w:bCs w:val="1"/>
           <w:rtl w:val="0"/>
         </w:rPr>
         <w:t xml:space="preserve">datos relevantes</w:t>
@@ -4429,6 +4583,7 @@
       <w:r>
         <w:rPr>
           <w:b w:val="1"/>
+          <w:bCs w:val="1"/>
           <w:rtl w:val="0"/>
         </w:rPr>
         <w:t xml:space="preserve">distintos tipos de tiempo</w:t>
@@ -4442,6 +4597,7 @@
       <w:r>
         <w:rPr>
           <w:b w:val="1"/>
+          <w:bCs w:val="1"/>
           <w:rtl w:val="0"/>
         </w:rPr>
         <w:t xml:space="preserve">categorización </w:t>
@@ -4505,6 +4661,7 @@
       <w:r>
         <w:rPr>
           <w:b w:val="1"/>
+          <w:bCs w:val="1"/>
           <w:rtl w:val="0"/>
         </w:rPr>
         <w:t xml:space="preserve">pilares fundamentales:</w:t>
@@ -4664,6 +4821,7 @@
       <w:r>
         <w:rPr>
           <w:b w:val="1"/>
+          <w:bCs w:val="1"/>
           <w:rtl w:val="0"/>
         </w:rPr>
         <w:t xml:space="preserve">Respuesta:</w:t>
@@ -4746,6 +4904,7 @@
       <w:r>
         <w:rPr>
           <w:b w:val="1"/>
+          <w:bCs w:val="1"/>
           <w:rtl w:val="0"/>
         </w:rPr>
         <w:t xml:space="preserve">Respuesta: </w:t>
@@ -4797,6 +4956,7 @@
       <w:r>
         <w:rPr>
           <w:b w:val="1"/>
+          <w:bCs w:val="1"/>
           <w:rtl w:val="0"/>
         </w:rPr>
         <w:t xml:space="preserve">Respuesta:</w:t>
@@ -4848,6 +5008,7 @@
       <w:r>
         <w:rPr>
           <w:b w:val="1"/>
+          <w:bCs w:val="1"/>
           <w:rtl w:val="0"/>
         </w:rPr>
         <w:t xml:space="preserve">Respuesta:</w:t>
@@ -4869,6 +5030,7 @@
       <w:r>
         <w:rPr>
           <w:b w:val="1"/>
+          <w:bCs w:val="1"/>
           <w:color w:val="ff0000"/>
           <w:rtl w:val="0"/>
         </w:rPr>
@@ -4888,12 +5050,14 @@
         <w:jc w:val="both"/>
         <w:rPr>
           <w:b w:val="1"/>
+          <w:bCs w:val="1"/>
           <w:color w:val="ff0000"/>
         </w:rPr>
       </w:pPr>
       <w:r>
         <w:rPr>
           <w:b w:val="1"/>
+          <w:bCs w:val="1"/>
           <w:color w:val="ff0000"/>
           <w:rtl w:val="0"/>
         </w:rPr>
@@ -4970,6 +5134,7 @@
       <w:r>
         <w:rPr>
           <w:b w:val="1"/>
+          <w:bCs w:val="1"/>
           <w:color w:val="ff0000"/>
           <w:rtl w:val="0"/>
         </w:rPr>
@@ -5022,6 +5187,7 @@
       <w:r>
         <w:rPr>
           <w:b w:val="1"/>
+          <w:bCs w:val="1"/>
           <w:rtl w:val="0"/>
         </w:rPr>
         <w:t xml:space="preserve">Respuesta: </w:t>
@@ -5146,6 +5312,7 @@
       <w:r>
         <w:rPr>
           <w:b w:val="1"/>
+          <w:bCs w:val="1"/>
           <w:rtl w:val="0"/>
         </w:rPr>
         <w:t xml:space="preserve">Respuesta:</w:t>
@@ -5214,6 +5381,7 @@
       <w:r>
         <w:rPr>
           <w:b w:val="1"/>
+          <w:bCs w:val="1"/>
           <w:rtl w:val="0"/>
         </w:rPr>
         <w:t xml:space="preserve">Respuesta: </w:t>
@@ -5235,6 +5403,7 @@
       <w:r>
         <w:rPr>
           <w:b w:val="1"/>
+          <w:bCs w:val="1"/>
           <w:color w:val="ff0000"/>
           <w:rtl w:val="0"/>
         </w:rPr>
@@ -5287,6 +5456,7 @@
       <w:r>
         <w:rPr>
           <w:b w:val="1"/>
+          <w:bCs w:val="1"/>
           <w:rtl w:val="0"/>
         </w:rPr>
         <w:t xml:space="preserve">Respuesta:</w:t>
@@ -5338,6 +5508,7 @@
       <w:r>
         <w:rPr>
           <w:b w:val="1"/>
+          <w:bCs w:val="1"/>
           <w:rtl w:val="0"/>
         </w:rPr>
         <w:t xml:space="preserve">Respuesta:</w:t>
@@ -5359,6 +5530,7 @@
       <w:r>
         <w:rPr>
           <w:b w:val="1"/>
+          <w:bCs w:val="1"/>
           <w:color w:val="ff0000"/>
           <w:rtl w:val="0"/>
         </w:rPr>
@@ -5411,6 +5583,7 @@
       <w:r>
         <w:rPr>
           <w:b w:val="1"/>
+          <w:bCs w:val="1"/>
           <w:rtl w:val="0"/>
         </w:rPr>
         <w:t xml:space="preserve">Respuesta:</w:t>
@@ -5526,6 +5699,7 @@
       <w:r>
         <w:rPr>
           <w:b w:val="1"/>
+          <w:bCs w:val="1"/>
           <w:rtl w:val="0"/>
         </w:rPr>
         <w:t xml:space="preserve">Comentario del alumno ayudante Hugo: </w:t>
@@ -5544,6 +5718,7 @@
         <w:rPr>
           <w:rFonts w:ascii="Cambria" w:cs="Cambria" w:eastAsia="Cambria" w:hAnsi="Cambria"/>
           <w:b w:val="1"/>
+          <w:bCs w:val="1"/>
           <w:color w:val="4f81bd"/>
           <w:sz w:val="26"/>
           <w:szCs w:val="26"/>
@@ -5654,6 +5829,7 @@
       <w:r>
         <w:rPr>
           <w:i w:val="1"/>
+          <w:iCs w:val="1"/>
           <w:rtl w:val="0"/>
         </w:rPr>
         <w:t xml:space="preserve">OS</w:t>
@@ -5696,6 +5872,7 @@
       <w:r>
         <w:rPr>
           <w:i w:val="1"/>
+          <w:iCs w:val="1"/>
           <w:rtl w:val="0"/>
         </w:rPr>
         <w:t xml:space="preserve">KH</w:t>
@@ -5738,6 +5915,7 @@
       <w:r>
         <w:rPr>
           <w:i w:val="1"/>
+          <w:iCs w:val="1"/>
           <w:rtl w:val="0"/>
         </w:rPr>
         <w:t xml:space="preserve">EG</w:t>
@@ -5812,7 +5990,9 @@
               <w:rPr>
                 <w:rFonts w:ascii="Calibri" w:cs="Calibri" w:eastAsia="Calibri" w:hAnsi="Calibri"/>
                 <w:b w:val="0"/>
+                <w:bCs w:val="0"/>
                 <w:i w:val="0"/>
+                <w:iCs w:val="0"/>
                 <w:smallCaps w:val="0"/>
                 <w:strike w:val="0"/>
                 <w:color w:val="000000"/>
@@ -5827,7 +6007,9 @@
               <w:rPr>
                 <w:rFonts w:ascii="Calibri" w:cs="Calibri" w:eastAsia="Calibri" w:hAnsi="Calibri"/>
                 <w:b w:val="0"/>
+                <w:bCs w:val="0"/>
                 <w:i w:val="0"/>
+                <w:iCs w:val="0"/>
                 <w:smallCaps w:val="0"/>
                 <w:strike w:val="0"/>
                 <w:color w:val="000000"/>
@@ -5866,7 +6048,9 @@
               <w:rPr>
                 <w:rFonts w:ascii="Calibri" w:cs="Calibri" w:eastAsia="Calibri" w:hAnsi="Calibri"/>
                 <w:b w:val="0"/>
+                <w:bCs w:val="0"/>
                 <w:i w:val="0"/>
+                <w:iCs w:val="0"/>
                 <w:smallCaps w:val="0"/>
                 <w:strike w:val="0"/>
                 <w:color w:val="000000"/>
@@ -5881,7 +6065,9 @@
               <w:rPr>
                 <w:rFonts w:ascii="Calibri" w:cs="Calibri" w:eastAsia="Calibri" w:hAnsi="Calibri"/>
                 <w:b w:val="0"/>
+                <w:bCs w:val="0"/>
                 <w:i w:val="0"/>
+                <w:iCs w:val="0"/>
                 <w:smallCaps w:val="0"/>
                 <w:strike w:val="0"/>
                 <w:color w:val="000000"/>
@@ -5920,7 +6106,9 @@
               <w:rPr>
                 <w:rFonts w:ascii="Calibri" w:cs="Calibri" w:eastAsia="Calibri" w:hAnsi="Calibri"/>
                 <w:b w:val="0"/>
+                <w:bCs w:val="0"/>
                 <w:i w:val="0"/>
+                <w:iCs w:val="0"/>
                 <w:smallCaps w:val="0"/>
                 <w:strike w:val="0"/>
                 <w:color w:val="000000"/>
@@ -5935,7 +6123,9 @@
               <w:rPr>
                 <w:rFonts w:ascii="Calibri" w:cs="Calibri" w:eastAsia="Calibri" w:hAnsi="Calibri"/>
                 <w:b w:val="0"/>
+                <w:bCs w:val="0"/>
                 <w:i w:val="0"/>
+                <w:iCs w:val="0"/>
                 <w:smallCaps w:val="0"/>
                 <w:strike w:val="0"/>
                 <w:color w:val="000000"/>
@@ -5981,6 +6171,7 @@
               <w:rPr>
                 <w:rFonts w:ascii="Calibri" w:cs="Calibri" w:eastAsia="Calibri" w:hAnsi="Calibri"/>
                 <w:b w:val="0"/>
+                <w:bCs w:val="0"/>
                 <w:smallCaps w:val="0"/>
                 <w:strike w:val="0"/>
                 <w:sz w:val="22"/>
@@ -6088,6 +6279,7 @@
               <w:rPr>
                 <w:rFonts w:ascii="Calibri" w:cs="Calibri" w:eastAsia="Calibri" w:hAnsi="Calibri"/>
                 <w:b w:val="0"/>
+                <w:bCs w:val="0"/>
                 <w:smallCaps w:val="0"/>
                 <w:strike w:val="0"/>
                 <w:sz w:val="22"/>
@@ -6392,6 +6584,7 @@
             <w:r>
               <w:rPr>
                 <w:i w:val="1"/>
+                <w:iCs w:val="1"/>
                 <w:rtl w:val="0"/>
               </w:rPr>
               <w:t xml:space="preserve">bloquear las tareas </w:t>
@@ -7620,7 +7813,9 @@
         <w:rPr>
           <w:rFonts w:ascii="Calibri" w:cs="Calibri" w:eastAsia="Calibri" w:hAnsi="Calibri"/>
           <w:b w:val="0"/>
+          <w:bCs w:val="0"/>
           <w:i w:val="1"/>
+          <w:iCs w:val="1"/>
           <w:smallCaps w:val="0"/>
           <w:strike w:val="0"/>
           <w:color w:val="548dd4"/>
@@ -7644,6 +7839,7 @@
         <w:rPr>
           <w:rFonts w:ascii="Cambria" w:cs="Cambria" w:eastAsia="Cambria" w:hAnsi="Cambria"/>
           <w:b w:val="1"/>
+          <w:bCs w:val="1"/>
           <w:color w:val="4f81bd"/>
           <w:sz w:val="26"/>
           <w:szCs w:val="26"/>
@@ -8355,7 +8551,9 @@
       <w:rPr>
         <w:rFonts w:ascii="Cambria" w:cs="Cambria" w:eastAsia="Cambria" w:hAnsi="Cambria"/>
         <w:b w:val="0"/>
+        <w:bCs w:val="0"/>
         <w:i w:val="0"/>
+        <w:iCs w:val="0"/>
         <w:smallCaps w:val="0"/>
         <w:strike w:val="0"/>
         <w:color w:val="000000"/>
@@ -8370,7 +8568,9 @@
       <w:rPr>
         <w:rFonts w:ascii="Cambria" w:cs="Cambria" w:eastAsia="Cambria" w:hAnsi="Cambria"/>
         <w:b w:val="0"/>
+        <w:bCs w:val="0"/>
         <w:i w:val="0"/>
+        <w:iCs w:val="0"/>
         <w:smallCaps w:val="0"/>
         <w:strike w:val="0"/>
         <w:color w:val="000000"/>
@@ -8409,7 +8609,9 @@
       <w:rPr>
         <w:rFonts w:ascii="Cambria" w:cs="Cambria" w:eastAsia="Cambria" w:hAnsi="Cambria"/>
         <w:b w:val="0"/>
+        <w:bCs w:val="0"/>
         <w:i w:val="0"/>
+        <w:iCs w:val="0"/>
         <w:smallCaps w:val="0"/>
         <w:strike w:val="0"/>
         <w:color w:val="000000"/>
@@ -8618,7 +8820,9 @@
       <w:rPr>
         <w:rFonts w:ascii="Cambria" w:cs="Cambria" w:eastAsia="Cambria" w:hAnsi="Cambria"/>
         <w:b w:val="0"/>
+        <w:bCs w:val="0"/>
         <w:i w:val="0"/>
+        <w:iCs w:val="0"/>
         <w:smallCaps w:val="0"/>
         <w:strike w:val="0"/>
         <w:color w:val="000000"/>
@@ -8640,12 +8844,12 @@
           <wp:extent cx="669290" cy="669290"/>
           <wp:effectExtent b="0" l="0" r="0" t="0"/>
           <wp:wrapSquare wrapText="bothSides" distB="0" distT="0" distL="114300" distR="114300"/>
-          <wp:docPr descr="psi-negro.png" id="13" name="image2.png"/>
+          <wp:docPr descr="psi-negro.png" id="13" name="image1.png"/>
           <a:graphic>
             <a:graphicData uri="http://schemas.openxmlformats.org/drawingml/2006/picture">
               <pic:pic>
                 <pic:nvPicPr>
-                  <pic:cNvPr descr="psi-negro.png" id="0" name="image2.png"/>
+                  <pic:cNvPr descr="psi-negro.png" id="0" name="image1.png"/>
                   <pic:cNvPicPr preferRelativeResize="0"/>
                 </pic:nvPicPr>
                 <pic:blipFill>
@@ -8673,7 +8877,9 @@
       <w:rPr>
         <w:rFonts w:ascii="Cambria" w:cs="Cambria" w:eastAsia="Cambria" w:hAnsi="Cambria"/>
         <w:b w:val="0"/>
+        <w:bCs w:val="0"/>
         <w:i w:val="0"/>
+        <w:iCs w:val="0"/>
         <w:smallCaps w:val="0"/>
         <w:strike w:val="0"/>
         <w:color w:val="000000"/>
@@ -8695,12 +8901,12 @@
           <wp:extent cx="425450" cy="666750"/>
           <wp:effectExtent b="0" l="0" r="0" t="0"/>
           <wp:wrapSquare wrapText="bothSides" distB="0" distT="0" distL="114300" distR="114300"/>
-          <wp:docPr descr="UNPA.JPG" id="12" name="image1.jpg"/>
+          <wp:docPr descr="UNPA.JPG" id="12" name="image3.jpg"/>
           <a:graphic>
             <a:graphicData uri="http://schemas.openxmlformats.org/drawingml/2006/picture">
               <pic:pic>
                 <pic:nvPicPr>
-                  <pic:cNvPr descr="UNPA.JPG" id="0" name="image1.jpg"/>
+                  <pic:cNvPr descr="UNPA.JPG" id="0" name="image3.jpg"/>
                   <pic:cNvPicPr preferRelativeResize="0"/>
                 </pic:nvPicPr>
                 <pic:blipFill>
@@ -8728,7 +8934,9 @@
       <w:rPr>
         <w:rFonts w:ascii="Cambria" w:cs="Cambria" w:eastAsia="Cambria" w:hAnsi="Cambria"/>
         <w:b w:val="0"/>
+        <w:bCs w:val="0"/>
         <w:i w:val="0"/>
+        <w:iCs w:val="0"/>
         <w:smallCaps w:val="0"/>
         <w:strike w:val="0"/>
         <w:color w:val="000000"/>
@@ -8848,7 +9056,9 @@
       <w:rPr>
         <w:rFonts w:ascii="Cambria" w:cs="Cambria" w:eastAsia="Cambria" w:hAnsi="Cambria"/>
         <w:b w:val="0"/>
+        <w:bCs w:val="0"/>
         <w:i w:val="0"/>
+        <w:iCs w:val="0"/>
         <w:smallCaps w:val="0"/>
         <w:strike w:val="0"/>
         <w:color w:val="000000"/>
@@ -8975,7 +9185,9 @@
       <w:rPr>
         <w:rFonts w:ascii="Cambria" w:cs="Cambria" w:eastAsia="Cambria" w:hAnsi="Cambria"/>
         <w:b w:val="0"/>
+        <w:bCs w:val="0"/>
         <w:i w:val="0"/>
+        <w:iCs w:val="0"/>
         <w:smallCaps w:val="0"/>
         <w:strike w:val="0"/>
         <w:color w:val="000000"/>
@@ -9877,6 +10089,7 @@
     <w:rPr>
       <w:rFonts w:ascii="Cambria" w:cs="Cambria" w:eastAsia="Cambria" w:hAnsi="Cambria"/>
       <w:b w:val="1"/>
+      <w:bCs w:val="1"/>
       <w:color w:val="366091"/>
       <w:sz w:val="28"/>
       <w:szCs w:val="28"/>
@@ -9893,6 +10106,7 @@
     <w:rPr>
       <w:rFonts w:ascii="Cambria" w:cs="Cambria" w:eastAsia="Cambria" w:hAnsi="Cambria"/>
       <w:b w:val="1"/>
+      <w:bCs w:val="1"/>
       <w:color w:val="4f81bd"/>
       <w:sz w:val="26"/>
       <w:szCs w:val="26"/>
@@ -9909,6 +10123,7 @@
     <w:rPr>
       <w:rFonts w:ascii="Cambria" w:cs="Cambria" w:eastAsia="Cambria" w:hAnsi="Cambria"/>
       <w:b w:val="1"/>
+      <w:bCs w:val="1"/>
       <w:color w:val="4f81bd"/>
     </w:rPr>
   </w:style>
@@ -9923,7 +10138,9 @@
     <w:rPr>
       <w:rFonts w:ascii="Cambria" w:cs="Cambria" w:eastAsia="Cambria" w:hAnsi="Cambria"/>
       <w:b w:val="1"/>
+      <w:bCs w:val="1"/>
       <w:i w:val="1"/>
+      <w:iCs w:val="1"/>
       <w:color w:val="4f81bd"/>
     </w:rPr>
   </w:style>
@@ -9952,6 +10169,7 @@
     <w:rPr>
       <w:rFonts w:ascii="Times New Roman" w:cs="Times New Roman" w:eastAsia="Times New Roman" w:hAnsi="Times New Roman"/>
       <w:i w:val="1"/>
+      <w:iCs w:val="1"/>
     </w:rPr>
   </w:style>
   <w:style w:type="paragraph" w:styleId="Title">
@@ -9984,6 +10202,7 @@
     <w:rPr>
       <w:rFonts w:ascii="Georgia" w:cs="Georgia" w:eastAsia="Georgia" w:hAnsi="Georgia"/>
       <w:i w:val="1"/>
+      <w:iCs w:val="1"/>
       <w:color w:val="666666"/>
       <w:sz w:val="48"/>
       <w:szCs w:val="48"/>

--- a/Etapa Inicio/Resumen de Entrevista - Kairos - NexTech.docx
+++ b/Etapa Inicio/Resumen de Entrevista - Kairos - NexTech.docx
@@ -837,12 +837,12 @@
             <wp:extent cx="1200150" cy="1200150"/>
             <wp:effectExtent b="0" l="0" r="0" t="0"/>
             <wp:wrapSquare wrapText="bothSides" distB="0" distT="0" distL="114300" distR="114300"/>
-            <wp:docPr descr="psi-negro.png" id="16" name="image2.png"/>
+            <wp:docPr descr="psi-negro.png" id="16" name="image1.png"/>
             <a:graphic>
               <a:graphicData uri="http://schemas.openxmlformats.org/drawingml/2006/picture">
                 <pic:pic>
                   <pic:nvPicPr>
-                    <pic:cNvPr descr="psi-negro.png" id="0" name="image2.png"/>
+                    <pic:cNvPr descr="psi-negro.png" id="0" name="image1.png"/>
                     <pic:cNvPicPr preferRelativeResize="0"/>
                   </pic:nvPicPr>
                   <pic:blipFill>
@@ -894,12 +894,12 @@
             <wp:extent cx="1304925" cy="2019300"/>
             <wp:effectExtent b="0" l="0" r="0" t="0"/>
             <wp:wrapSquare wrapText="bothSides" distB="0" distT="0" distL="114300" distR="114300"/>
-            <wp:docPr descr="UNPA.JPG" id="14" name="image3.jpg"/>
+            <wp:docPr descr="UNPA.JPG" id="14" name="image2.jpg"/>
             <a:graphic>
               <a:graphicData uri="http://schemas.openxmlformats.org/drawingml/2006/picture">
                 <pic:pic>
                   <pic:nvPicPr>
-                    <pic:cNvPr descr="UNPA.JPG" id="0" name="image3.jpg"/>
+                    <pic:cNvPr descr="UNPA.JPG" id="0" name="image2.jpg"/>
                     <pic:cNvPicPr preferRelativeResize="0"/>
                   </pic:nvPicPr>
                   <pic:blipFill>
@@ -1379,7 +1379,7 @@
     </w:p>
     <w:sdt>
       <w:sdtPr>
-        <w:id w:val="1521522751"/>
+        <w:id w:val="-1060476752"/>
         <w:docPartObj>
           <w:docPartGallery w:val="Table of Contents"/>
           <w:docPartUnique w:val="1"/>
@@ -8844,12 +8844,12 @@
           <wp:extent cx="669290" cy="669290"/>
           <wp:effectExtent b="0" l="0" r="0" t="0"/>
           <wp:wrapSquare wrapText="bothSides" distB="0" distT="0" distL="114300" distR="114300"/>
-          <wp:docPr descr="psi-negro.png" id="13" name="image1.png"/>
+          <wp:docPr descr="psi-negro.png" id="13" name="image3.png"/>
           <a:graphic>
             <a:graphicData uri="http://schemas.openxmlformats.org/drawingml/2006/picture">
               <pic:pic>
                 <pic:nvPicPr>
-                  <pic:cNvPr descr="psi-negro.png" id="0" name="image1.png"/>
+                  <pic:cNvPr descr="psi-negro.png" id="0" name="image3.png"/>
                   <pic:cNvPicPr preferRelativeResize="0"/>
                 </pic:nvPicPr>
                 <pic:blipFill>
@@ -8901,12 +8901,12 @@
           <wp:extent cx="425450" cy="666750"/>
           <wp:effectExtent b="0" l="0" r="0" t="0"/>
           <wp:wrapSquare wrapText="bothSides" distB="0" distT="0" distL="114300" distR="114300"/>
-          <wp:docPr descr="UNPA.JPG" id="12" name="image3.jpg"/>
+          <wp:docPr descr="UNPA.JPG" id="12" name="image2.jpg"/>
           <a:graphic>
             <a:graphicData uri="http://schemas.openxmlformats.org/drawingml/2006/picture">
               <pic:pic>
                 <pic:nvPicPr>
-                  <pic:cNvPr descr="UNPA.JPG" id="0" name="image3.jpg"/>
+                  <pic:cNvPr descr="UNPA.JPG" id="0" name="image2.jpg"/>
                   <pic:cNvPicPr preferRelativeResize="0"/>
                 </pic:nvPicPr>
                 <pic:blipFill>

--- a/Etapa Inicio/Resumen de Entrevista - Kairos - NexTech.docx
+++ b/Etapa Inicio/Resumen de Entrevista - Kairos - NexTech.docx
@@ -837,12 +837,12 @@
             <wp:extent cx="1200150" cy="1200150"/>
             <wp:effectExtent b="0" l="0" r="0" t="0"/>
             <wp:wrapSquare wrapText="bothSides" distB="0" distT="0" distL="114300" distR="114300"/>
-            <wp:docPr descr="psi-negro.png" id="16" name="image1.png"/>
+            <wp:docPr descr="psi-negro.png" id="16" name="image4.png"/>
             <a:graphic>
               <a:graphicData uri="http://schemas.openxmlformats.org/drawingml/2006/picture">
                 <pic:pic>
                   <pic:nvPicPr>
-                    <pic:cNvPr descr="psi-negro.png" id="0" name="image1.png"/>
+                    <pic:cNvPr descr="psi-negro.png" id="0" name="image4.png"/>
                     <pic:cNvPicPr preferRelativeResize="0"/>
                   </pic:nvPicPr>
                   <pic:blipFill>
@@ -894,12 +894,12 @@
             <wp:extent cx="1304925" cy="2019300"/>
             <wp:effectExtent b="0" l="0" r="0" t="0"/>
             <wp:wrapSquare wrapText="bothSides" distB="0" distT="0" distL="114300" distR="114300"/>
-            <wp:docPr descr="UNPA.JPG" id="14" name="image2.jpg"/>
+            <wp:docPr descr="UNPA.JPG" id="14" name="image1.jpg"/>
             <a:graphic>
               <a:graphicData uri="http://schemas.openxmlformats.org/drawingml/2006/picture">
                 <pic:pic>
                   <pic:nvPicPr>
-                    <pic:cNvPr descr="UNPA.JPG" id="0" name="image2.jpg"/>
+                    <pic:cNvPr descr="UNPA.JPG" id="0" name="image1.jpg"/>
                     <pic:cNvPicPr preferRelativeResize="0"/>
                   </pic:nvPicPr>
                   <pic:blipFill>
@@ -1272,12 +1272,12 @@
             <wp:extent cx="1200150" cy="1200150"/>
             <wp:effectExtent b="0" l="0" r="0" t="0"/>
             <wp:wrapSquare wrapText="bothSides" distB="0" distT="0" distL="114300" distR="114300"/>
-            <wp:docPr id="15" name="image4.png"/>
+            <wp:docPr id="15" name="image2.png"/>
             <a:graphic>
               <a:graphicData uri="http://schemas.openxmlformats.org/drawingml/2006/picture">
                 <pic:pic>
                   <pic:nvPicPr>
-                    <pic:cNvPr id="0" name="image4.png"/>
+                    <pic:cNvPr id="0" name="image2.png"/>
                     <pic:cNvPicPr preferRelativeResize="0"/>
                   </pic:nvPicPr>
                   <pic:blipFill>
@@ -1379,7 +1379,7 @@
     </w:p>
     <w:sdt>
       <w:sdtPr>
-        <w:id w:val="-1060476752"/>
+        <w:id w:val="2069479569"/>
         <w:docPartObj>
           <w:docPartGallery w:val="Table of Contents"/>
           <w:docPartUnique w:val="1"/>
@@ -8901,12 +8901,12 @@
           <wp:extent cx="425450" cy="666750"/>
           <wp:effectExtent b="0" l="0" r="0" t="0"/>
           <wp:wrapSquare wrapText="bothSides" distB="0" distT="0" distL="114300" distR="114300"/>
-          <wp:docPr descr="UNPA.JPG" id="12" name="image2.jpg"/>
+          <wp:docPr descr="UNPA.JPG" id="12" name="image1.jpg"/>
           <a:graphic>
             <a:graphicData uri="http://schemas.openxmlformats.org/drawingml/2006/picture">
               <pic:pic>
                 <pic:nvPicPr>
-                  <pic:cNvPr descr="UNPA.JPG" id="0" name="image2.jpg"/>
+                  <pic:cNvPr descr="UNPA.JPG" id="0" name="image1.jpg"/>
                   <pic:cNvPicPr preferRelativeResize="0"/>
                 </pic:nvPicPr>
                 <pic:blipFill>

--- a/Etapa Inicio/Resumen de Entrevista - Kairos - NexTech.docx
+++ b/Etapa Inicio/Resumen de Entrevista - Kairos - NexTech.docx
@@ -837,12 +837,12 @@
             <wp:extent cx="1200150" cy="1200150"/>
             <wp:effectExtent b="0" l="0" r="0" t="0"/>
             <wp:wrapSquare wrapText="bothSides" distB="0" distT="0" distL="114300" distR="114300"/>
-            <wp:docPr descr="psi-negro.png" id="16" name="image4.png"/>
+            <wp:docPr descr="psi-negro.png" id="16" name="image2.png"/>
             <a:graphic>
               <a:graphicData uri="http://schemas.openxmlformats.org/drawingml/2006/picture">
                 <pic:pic>
                   <pic:nvPicPr>
-                    <pic:cNvPr descr="psi-negro.png" id="0" name="image4.png"/>
+                    <pic:cNvPr descr="psi-negro.png" id="0" name="image2.png"/>
                     <pic:cNvPicPr preferRelativeResize="0"/>
                   </pic:nvPicPr>
                   <pic:blipFill>
@@ -1272,12 +1272,12 @@
             <wp:extent cx="1200150" cy="1200150"/>
             <wp:effectExtent b="0" l="0" r="0" t="0"/>
             <wp:wrapSquare wrapText="bothSides" distB="0" distT="0" distL="114300" distR="114300"/>
-            <wp:docPr id="15" name="image2.png"/>
+            <wp:docPr id="15" name="image3.png"/>
             <a:graphic>
               <a:graphicData uri="http://schemas.openxmlformats.org/drawingml/2006/picture">
                 <pic:pic>
                   <pic:nvPicPr>
-                    <pic:cNvPr id="0" name="image2.png"/>
+                    <pic:cNvPr id="0" name="image3.png"/>
                     <pic:cNvPicPr preferRelativeResize="0"/>
                   </pic:nvPicPr>
                   <pic:blipFill>
@@ -1379,7 +1379,7 @@
     </w:p>
     <w:sdt>
       <w:sdtPr>
-        <w:id w:val="2069479569"/>
+        <w:id w:val="-1415013503"/>
         <w:docPartObj>
           <w:docPartGallery w:val="Table of Contents"/>
           <w:docPartUnique w:val="1"/>
@@ -8844,12 +8844,12 @@
           <wp:extent cx="669290" cy="669290"/>
           <wp:effectExtent b="0" l="0" r="0" t="0"/>
           <wp:wrapSquare wrapText="bothSides" distB="0" distT="0" distL="114300" distR="114300"/>
-          <wp:docPr descr="psi-negro.png" id="13" name="image3.png"/>
+          <wp:docPr descr="psi-negro.png" id="13" name="image4.png"/>
           <a:graphic>
             <a:graphicData uri="http://schemas.openxmlformats.org/drawingml/2006/picture">
               <pic:pic>
                 <pic:nvPicPr>
-                  <pic:cNvPr descr="psi-negro.png" id="0" name="image3.png"/>
+                  <pic:cNvPr descr="psi-negro.png" id="0" name="image4.png"/>
                   <pic:cNvPicPr preferRelativeResize="0"/>
                 </pic:nvPicPr>
                 <pic:blipFill>

--- a/Etapa Inicio/Resumen de Entrevista - Kairos - NexTech.docx
+++ b/Etapa Inicio/Resumen de Entrevista - Kairos - NexTech.docx
@@ -837,12 +837,12 @@
             <wp:extent cx="1200150" cy="1200150"/>
             <wp:effectExtent b="0" l="0" r="0" t="0"/>
             <wp:wrapSquare wrapText="bothSides" distB="0" distT="0" distL="114300" distR="114300"/>
-            <wp:docPr descr="psi-negro.png" id="16" name="image2.png"/>
+            <wp:docPr descr="psi-negro.png" id="16" name="image3.png"/>
             <a:graphic>
               <a:graphicData uri="http://schemas.openxmlformats.org/drawingml/2006/picture">
                 <pic:pic>
                   <pic:nvPicPr>
-                    <pic:cNvPr descr="psi-negro.png" id="0" name="image2.png"/>
+                    <pic:cNvPr descr="psi-negro.png" id="0" name="image3.png"/>
                     <pic:cNvPicPr preferRelativeResize="0"/>
                   </pic:nvPicPr>
                   <pic:blipFill>
@@ -1272,12 +1272,12 @@
             <wp:extent cx="1200150" cy="1200150"/>
             <wp:effectExtent b="0" l="0" r="0" t="0"/>
             <wp:wrapSquare wrapText="bothSides" distB="0" distT="0" distL="114300" distR="114300"/>
-            <wp:docPr id="15" name="image3.png"/>
+            <wp:docPr id="15" name="image2.png"/>
             <a:graphic>
               <a:graphicData uri="http://schemas.openxmlformats.org/drawingml/2006/picture">
                 <pic:pic>
                   <pic:nvPicPr>
-                    <pic:cNvPr id="0" name="image3.png"/>
+                    <pic:cNvPr id="0" name="image2.png"/>
                     <pic:cNvPicPr preferRelativeResize="0"/>
                   </pic:nvPicPr>
                   <pic:blipFill>
@@ -1379,7 +1379,7 @@
     </w:p>
     <w:sdt>
       <w:sdtPr>
-        <w:id w:val="-1415013503"/>
+        <w:id w:val="628436401"/>
         <w:docPartObj>
           <w:docPartGallery w:val="Table of Contents"/>
           <w:docPartUnique w:val="1"/>
